--- a/docs/ISP Network Observability Platform - Operations Manual.docx
+++ b/docs/ISP Network Observability Platform - Operations Manual.docx
@@ -1139,7 +1139,7 @@
               <w:rPr>
                 <w:sz w:val="20"/>
               </w:rPr>
-              <w:t>LinkDown</w:t>
+              <w:t>LinkDown / LinkDownProlonged</w:t>
             </w:r>
           </w:p>
         </w:tc>
@@ -1153,7 +1153,7 @@
               <w:rPr>
                 <w:sz w:val="20"/>
               </w:rPr>
-              <w:t>A PTP link is unreachable.</w:t>
+              <w:t>A PTP link is unreachable (Telegram at 5 min; WhatsApp page only at 30 min).</w:t>
             </w:r>
           </w:p>
         </w:tc>
@@ -1631,10 +1631,25 @@
         <w:rPr>
           <w:b/>
         </w:rPr>
-        <w:t xml:space="preserve">Critical only, customer-facing. </w:t>
+        <w:t xml:space="preserve">Phone-worthy criticals only. </w:t>
       </w:r>
       <w:r>
-        <w:t>Warnings, resolved notices and all monitoring-server alerts (server down, network lost, exporter down) stay on Telegram.</w:t>
+        <w:t>Rules labelled page="true" (link down 30+ minutes, core router down, sector down, subscriber mass outage). Warnings, resolved notices, ordinary criticals and all monitoring-server alerts stay on Telegram.</w:t>
+      </w:r>
+    </w:p>
+    <w:p>
+      <w:pPr>
+        <w:pStyle w:val="ListBullet"/>
+        <w:spacing w:after="40"/>
+      </w:pPr>
+      <w:r>
+        <w:rPr>
+          <w:b/>
+        </w:rPr>
+        <w:t xml:space="preserve">Weather-proof. </w:t>
+      </w:r>
+      <w:r>
+        <w:t>A link down for 5 minutes alerts Telegram (LinkDown). WhatsApp fires only if it is still down after 30 minutes (LinkDownProlonged), so a 20-minute weather fade never wakes anyone. Tune the 30m in prometheus/rules/link-alerts.yml.</w:t>
       </w:r>
     </w:p>
     <w:p>

--- a/docs/ISP Network Observability Platform - Operations Manual.docx
+++ b/docs/ISP Network Observability Platform - Operations Manual.docx
@@ -168,6 +168,15 @@
       </w:pPr>
       <w:r>
         <w:t>9. Command cheat sheet</w:t>
+      </w:r>
+    </w:p>
+    <w:p>
+      <w:pPr>
+        <w:pStyle w:val="ListParagraph"/>
+        <w:spacing w:after="40"/>
+      </w:pPr>
+      <w:r>
+        <w:t>10. Go-live checklist</w:t>
       </w:r>
     </w:p>
     <w:p>
@@ -2812,6 +2821,26 @@
         <w:pStyle w:val="Heading2"/>
       </w:pPr>
       <w:r>
+        <w:t>Move to another computer</w:t>
+      </w:r>
+    </w:p>
+    <w:p>
+      <w:pPr>
+        <w:spacing w:after="120"/>
+      </w:pPr>
+      <w:r>
+        <w:rPr>
+          <w:b w:val="0"/>
+          <w:i w:val="0"/>
+        </w:rPr>
+        <w:t>Do not copy the whole folder (it holds a machine-specific Python environment and local state). Use git for the configuration, and copy secrets/, .env and routeros_exporter/config.yml separately over an encrypted channel. Metric history is optional and lives in the prometheus_data Docker volume. Stop the old stack first so two machines never send alerts. Full steps: docs/INSTALL.md, 'Moving an existing installation'.</w:t>
+      </w:r>
+    </w:p>
+    <w:p>
+      <w:pPr>
+        <w:pStyle w:val="Heading2"/>
+      </w:pPr>
+      <w:r>
         <w:t>Recover a dead server</w:t>
       </w:r>
     </w:p>
@@ -3186,6 +3215,80 @@
       <w:pPr>
         <w:spacing w:after="40"/>
       </w:pPr>
+    </w:p>
+    <w:p>
+      <w:pPr>
+        <w:pStyle w:val="Heading1"/>
+      </w:pPr>
+      <w:r>
+        <w:t>10. Go-live checklist</w:t>
+      </w:r>
+    </w:p>
+    <w:p>
+      <w:pPr>
+        <w:spacing w:after="120"/>
+      </w:pPr>
+      <w:r>
+        <w:rPr>
+          <w:b w:val="0"/>
+          <w:i w:val="0"/>
+        </w:rPr>
+        <w:t>Before production cut-over, work through docs/GO-LIVE.md. In short:</w:t>
+      </w:r>
+    </w:p>
+    <w:p>
+      <w:pPr>
+        <w:pStyle w:val="ListBullet"/>
+        <w:spacing w:after="40"/>
+      </w:pPr>
+      <w:r>
+        <w:t>Server on the management network only, firewalled, Docker enabled at boot.</w:t>
+      </w:r>
+    </w:p>
+    <w:p>
+      <w:pPr>
+        <w:pStyle w:val="ListBullet"/>
+        <w:spacing w:after="40"/>
+      </w:pPr>
+      <w:r>
+        <w:t>Replace every lab value: routers, sectors, links, vantage-points, topology, SNMP communities, RouterOS read-only users.</w:t>
+      </w:r>
+    </w:p>
+    <w:p>
+      <w:pPr>
+        <w:pStyle w:val="ListBullet"/>
+        <w:spacing w:after="40"/>
+      </w:pPr>
+      <w:r>
+        <w:t>Strong Grafana password; production Telegram bot token and the production group chat_id in alertmanager.yml.</w:t>
+      </w:r>
+    </w:p>
+    <w:p>
+      <w:pPr>
+        <w:pStyle w:val="ListBullet"/>
+        <w:spacing w:after="40"/>
+      </w:pPr>
+      <w:r>
+        <w:t>WhatsApp: production number, billing, System User token, approved template, caps sized to budget; stay in dry-run for a week, then live.</w:t>
+      </w:r>
+    </w:p>
+    <w:p>
+      <w:pPr>
+        <w:pStyle w:val="ListBullet"/>
+        <w:spacing w:after="40"/>
+      </w:pPr>
+      <w:r>
+        <w:t>Validate (promtool tests, docker compose config), confirm all Prometheus targets are UP, send one test alert.</w:t>
+      </w:r>
+    </w:p>
+    <w:p>
+      <w:pPr>
+        <w:pStyle w:val="ListBullet"/>
+        <w:spacing w:after="40"/>
+      </w:pPr>
+      <w:r>
+        <w:t>Back up secrets and push the configuration to the git remote; assign a named owner.</w:t>
+      </w:r>
     </w:p>
     <w:p>
       <w:pPr>

--- a/docs/ISP Network Observability Platform - Operations Manual.docx
+++ b/docs/ISP Network Observability Platform - Operations Manual.docx
@@ -2891,7 +2891,7 @@
         <w:t xml:space="preserve">Rotate credentials </w:t>
       </w:r>
       <w:r>
-        <w:t>when staff leave or a token is exposed: Grafana password, Telegram bot token (via @BotFather), RouterOS API user passwords, the WhatsApp token. Update the file under secrets/ and docker compose up -d &lt;service&gt;.</w:t>
+        <w:t>when staff leave or a token is exposed: Grafana password, Telegram bot token (via @BotFather), RouterOS API user passwords, the WhatsApp token. Update the file under secrets/ and docker compose up -d &lt;service&gt;. Exception: Grafana only reads its password file on first start, so change an existing Grafana password in the UI or with: docker compose exec grafana grafana cli admin reset-admin-password &lt;new&gt;.</w:t>
       </w:r>
     </w:p>
     <w:p>

--- a/docs/ISP Network Observability Platform - Operations Manual.docx
+++ b/docs/ISP Network Observability Platform - Operations Manual.docx
@@ -3047,7 +3047,7 @@
         <w:spacing w:after="80"/>
       </w:pPr>
       <w:r>
-        <w:t xml:space="preserve">Sectors (bridged L2, management IP in the POP's /25) are reachable only via routes on the sector and the POP router. Today the POP masquerade rule works around this but hides the server's address. Use a NARROW route on the sector (monitoring subnet only, no default route), SNMPv3, an access list, and a POP rule dropping customer -&gt; management. No subscriber impact. Commands below.</w:t>
+        <w:t xml:space="preserve">The monitoring server plugs directly into the POP router (its default gateway is the POP router), so that POP is one hop away; the POP routers already reach each other over the backhaul links, so every POP router is reachable from the server and no inter-POP routing is needed. Sectors (bridged L2, management IP in the POP's /25) still cannot be pinged from the server until the route between the sector and the POP router exists: the sector needs a return route to the server, the POP router needs a route to the sector range unless that range is already on one of its interfaces. Today the POP masquerade rule works around this but hides the server's address. Use a NARROW route on the sector (monitoring subnet only, no default route), SNMPv3, an access list, and a POP rule dropping customer -&gt; management. No subscriber impact. Commands below.</w:t>
       </w:r>
     </w:p>
     <w:p>
@@ -3222,7 +3222,7 @@
           <w:sz w:val="18"/>
           <w:szCs w:val="18"/>
         </w:rPr>
-        <w:t xml:space="preserve"># on the POP router: route for the sector management range (if not connected)</w:t>
+        <w:t xml:space="preserve"># on the POP router: route for the sector management range (only if that range is not already on one of its interfaces)</w:t>
       </w:r>
     </w:p>
     <w:p>
@@ -3283,6 +3283,36 @@
           <w:szCs w:val="18"/>
         </w:rPr>
         <w:t xml:space="preserve"># then remove the POP masquerade rule used to reach the sectors</w:t>
+      </w:r>
+    </w:p>
+    <w:p>
+      <w:pPr>
+        <w:shd w:fill="F1F5F9" w:color="auto" w:val="clear"/>
+        <w:spacing w:before="0" w:after="0"/>
+        <w:ind w:left="120" w:right="120"/>
+      </w:pPr>
+      <w:r>
+        <w:rPr>
+          <w:rFonts w:ascii="Consolas" w:cs="Consolas" w:eastAsia="Consolas" w:hAnsi="Consolas"/>
+          <w:sz w:val="18"/>
+          <w:szCs w:val="18"/>
+        </w:rPr>
+        <w:t xml:space="preserve"># on the server: only if it has a second NIC or a default gateway other than the POP router (it needs internet for Telegram and the heartbeat)</w:t>
+      </w:r>
+    </w:p>
+    <w:p>
+      <w:pPr>
+        <w:shd w:fill="F1F5F9" w:color="auto" w:val="clear"/>
+        <w:spacing w:before="0" w:after="0"/>
+        <w:ind w:left="120" w:right="120"/>
+      </w:pPr>
+      <w:r>
+        <w:rPr>
+          <w:rFonts w:ascii="Consolas" w:cs="Consolas" w:eastAsia="Consolas" w:hAnsi="Consolas"/>
+          <w:sz w:val="18"/>
+          <w:szCs w:val="18"/>
+        </w:rPr>
+        <w:t xml:space="preserve">sudo ip route add &lt;sector-mgmt-range&gt; via &lt;POP-router-IP&gt;</w:t>
       </w:r>
     </w:p>
     <w:p>
@@ -5763,7 +5793,7 @@
         <w:t xml:space="preserve">Dedicated server.</w:t>
       </w:r>
       <w:r>
-        <w:t xml:space="preserve"> No other services; SSH keys only; OS and Docker updates on a schedule. Management network only, no leg in the customer network (SECURITY.md checklist).</w:t>
+        <w:t xml:space="preserve"> No other services; SSH keys only; OS and Docker updates on a schedule. Management network only, no leg in the customer network (SECURITY.md checklist). The server plugs directly into the POP router: use a management-only port or VLAN there, never the customer bridge.</w:t>
       </w:r>
     </w:p>
     <w:p>
@@ -6688,7 +6718,7 @@
           </w:tcPr>
           <w:p>
             <w:r>
-              <w:t xml:space="preserve">Pending - needs the production gateway IP</w:t>
+              <w:t xml:space="preserve">Pending - the gateway is the POP router the server plugs into; needs its IP</w:t>
             </w:r>
           </w:p>
         </w:tc>
@@ -7754,7 +7784,7 @@
           </w:tcPr>
           <w:p>
             <w:r>
-              <w:t xml:space="preserve">docs/src/build-docx.js</w:t>
+              <w:t xml:space="preserve">.claude/docs-builder/build-docx.js</w:t>
             </w:r>
           </w:p>
         </w:tc>
@@ -7771,7 +7801,7 @@
           </w:tcPr>
           <w:p>
             <w:r>
-              <w:t xml:space="preserve">Source of this manual and the Management Overview: </w:t>
+              <w:t xml:space="preserve">Source of this manual and the Management Overview (untracked, kept outside the repository): </w:t>
             </w:r>
             <w:r>
               <w:rPr>
@@ -7783,7 +7813,7 @@
               <w:t xml:space="preserve">npm run build</w:t>
             </w:r>
             <w:r>
-              <w:t xml:space="preserve">.</w:t>
+              <w:t xml:space="preserve"> in that folder.</w:t>
             </w:r>
           </w:p>
         </w:tc>

--- a/docs/ISP Network Observability Platform - Operations Manual.docx
+++ b/docs/ISP Network Observability Platform - Operations Manual.docx
@@ -117,7 +117,7 @@
           <w:sz w:val="22"/>
           <w:szCs w:val="22"/>
         </w:rPr>
-        <w:t xml:space="preserve"> folder: ARCHITECTURE, INSTALL, SETUP-INPUTS, GO-LIVE, SECURITY, snmpv3, deadman, whatsapp, server-monitoring, failure-drills.</w:t>
+        <w:t xml:space="preserve"> folder: ANSIBLE (install and releases), ARCHITECTURE, INSTALL, SETUP-INPUTS, GO-LIVE, SECURITY, snmpv3, deadman, whatsapp, server-monitoring, failure-drills.</w:t>
       </w:r>
     </w:p>
     <w:p>
@@ -628,7 +628,19 @@
         <w:t xml:space="preserve">secrets/</w:t>
       </w:r>
       <w:r>
-        <w:t xml:space="preserve"> folder.</w:t>
+        <w:t xml:space="preserve"> folder on the server; with the Ansible deploy they are written there from the encrypted </w:t>
+      </w:r>
+      <w:r>
+        <w:rPr>
+          <w:rFonts w:ascii="Consolas" w:cs="Consolas" w:eastAsia="Consolas" w:hAnsi="Consolas"/>
+          <w:color w:val="1F3A6B"/>
+          <w:sz w:val="19"/>
+          <w:szCs w:val="19"/>
+        </w:rPr>
+        <w:t xml:space="preserve">ansible/secrets.yml</w:t>
+      </w:r>
+      <w:r>
+        <w:t xml:space="preserve">.</w:t>
       </w:r>
     </w:p>
     <w:p>
@@ -2870,7 +2882,99 @@
         <w:spacing w:after="120"/>
       </w:pPr>
       <w:r>
-        <w:t xml:space="preserve">After editing any file below, validate before applying (section 9).</w:t>
+        <w:t xml:space="preserve">How a change reaches the production server: edit on a branch, merge to main, then run </w:t>
+      </w:r>
+      <w:r>
+        <w:rPr>
+          <w:rFonts w:ascii="Consolas" w:cs="Consolas" w:eastAsia="Consolas" w:hAnsi="Consolas"/>
+          <w:color w:val="1F3A6B"/>
+          <w:sz w:val="19"/>
+          <w:szCs w:val="19"/>
+        </w:rPr>
+        <w:t xml:space="preserve">scripts/deploy.sh</w:t>
+      </w:r>
+      <w:r>
+        <w:t xml:space="preserve"> from the laptop (docs/ANSIBLE.md). It checks everything first, then reloads or restarts only what changed; </w:t>
+      </w:r>
+      <w:r>
+        <w:rPr>
+          <w:rFonts w:ascii="Consolas" w:cs="Consolas" w:eastAsia="Consolas" w:hAnsi="Consolas"/>
+          <w:color w:val="1F3A6B"/>
+          <w:sz w:val="19"/>
+          <w:szCs w:val="19"/>
+        </w:rPr>
+        <w:t xml:space="preserve">scripts/deploy.sh --check</w:t>
+      </w:r>
+      <w:r>
+        <w:t xml:space="preserve"> previews it. Secrets (</w:t>
+      </w:r>
+      <w:r>
+        <w:rPr>
+          <w:rFonts w:ascii="Consolas" w:cs="Consolas" w:eastAsia="Consolas" w:hAnsi="Consolas"/>
+          <w:color w:val="1F3A6B"/>
+          <w:sz w:val="19"/>
+          <w:szCs w:val="19"/>
+        </w:rPr>
+        <w:t xml:space="preserve">secrets/...</w:t>
+      </w:r>
+      <w:r>
+        <w:t xml:space="preserve">, </w:t>
+      </w:r>
+      <w:r>
+        <w:rPr>
+          <w:rFonts w:ascii="Consolas" w:cs="Consolas" w:eastAsia="Consolas" w:hAnsi="Consolas"/>
+          <w:color w:val="1F3A6B"/>
+          <w:sz w:val="19"/>
+          <w:szCs w:val="19"/>
+        </w:rPr>
+        <w:t xml:space="preserve">.env</w:t>
+      </w:r>
+      <w:r>
+        <w:t xml:space="preserve">) live in the encrypted </w:t>
+      </w:r>
+      <w:r>
+        <w:rPr>
+          <w:rFonts w:ascii="Consolas" w:cs="Consolas" w:eastAsia="Consolas" w:hAnsi="Consolas"/>
+          <w:color w:val="1F3A6B"/>
+          <w:sz w:val="19"/>
+          <w:szCs w:val="19"/>
+        </w:rPr>
+        <w:t xml:space="preserve">ansible/secrets.yml</w:t>
+      </w:r>
+      <w:r>
+        <w:t xml:space="preserve">: change them with </w:t>
+      </w:r>
+      <w:r>
+        <w:rPr>
+          <w:rFonts w:ascii="Consolas" w:cs="Consolas" w:eastAsia="Consolas" w:hAnsi="Consolas"/>
+          <w:color w:val="1F3A6B"/>
+          <w:sz w:val="19"/>
+          <w:szCs w:val="19"/>
+        </w:rPr>
+        <w:t xml:space="preserve">scripts/edit-secrets.sh</w:t>
+      </w:r>
+      <w:r>
+        <w:t xml:space="preserve">, then deploy.</w:t>
+      </w:r>
+    </w:p>
+    <w:p>
+      <w:pPr>
+        <w:spacing w:after="120"/>
+      </w:pPr>
+      <w:r>
+        <w:t xml:space="preserve">The </w:t>
+      </w:r>
+      <w:r>
+        <w:rPr>
+          <w:rFonts w:ascii="Consolas" w:cs="Consolas" w:eastAsia="Consolas" w:hAnsi="Consolas"/>
+          <w:color w:val="1F3A6B"/>
+          <w:sz w:val="19"/>
+          <w:szCs w:val="19"/>
+        </w:rPr>
+        <w:t xml:space="preserve">docker compose restart ...</w:t>
+      </w:r>
+      <w:r>
+        <w:t xml:space="preserve"> steps below are what the deploy does for you; run them by hand only on a manual install, after validating (section 9).</w:t>
       </w:r>
     </w:p>
     <w:p>
@@ -5108,7 +5212,7 @@
                 <w:sz w:val="19"/>
                 <w:szCs w:val="19"/>
               </w:rPr>
-              <w:t xml:space="preserve">secrets/</w:t>
+              <w:t xml:space="preserve">ansible/secrets.yml: every secret, the .env settings and firewall ranges (manual install: secrets/, .env, routeros_exporter/config.yml)</w:t>
             </w:r>
             <w:r>
               <w:t xml:space="preserve"> (Grafana, Telegram, RouterOS, WhatsApp, SNMPv3 users, heartbeat URL), </w:t>
@@ -5149,7 +5253,7 @@
           </w:tcPr>
           <w:p>
             <w:r>
-              <w:t xml:space="preserve">Encrypted copy kept apart from the repository.</w:t>
+              <w:t xml:space="preserve">Committed to git encrypted; vault password in the password manager, not only on the laptop. Manual install: encrypted copy kept apart from the repository.</w:t>
             </w:r>
           </w:p>
         </w:tc>
@@ -5352,6 +5456,168 @@
         <w:pStyle w:val="Heading2"/>
       </w:pPr>
       <w:r>
+        <w:t xml:space="preserve">Install the production server</w:t>
+      </w:r>
+    </w:p>
+    <w:p>
+      <w:pPr>
+        <w:spacing w:after="120"/>
+      </w:pPr>
+      <w:r>
+        <w:t xml:space="preserve">One command from the laptop installs everything. Step by step, with a table of every error and its fix: docs/ANSIBLE.md, "First production install".</w:t>
+      </w:r>
+    </w:p>
+    <w:p>
+      <w:pPr>
+        <w:pStyle w:val="ListParagraph"/>
+        <w:numPr>
+          <w:ilvl w:val="0"/>
+          <w:numId w:val="7"/>
+        </w:numPr>
+        <w:spacing w:after="80"/>
+      </w:pPr>
+      <w:r>
+        <w:t xml:space="preserve">Server: Ubuntu Server 24.04 LTS with a fixed management IP and OpenSSH; time sync on (</w:t>
+      </w:r>
+      <w:r>
+        <w:rPr>
+          <w:rFonts w:ascii="Consolas" w:cs="Consolas" w:eastAsia="Consolas" w:hAnsi="Consolas"/>
+          <w:color w:val="1F3A6B"/>
+          <w:sz w:val="19"/>
+          <w:szCs w:val="19"/>
+        </w:rPr>
+        <w:t xml:space="preserve">sudo timedatectl set-ntp true</w:t>
+      </w:r>
+      <w:r>
+        <w:t xml:space="preserve">); the admin user allowed passwordless sudo. Nothing else by hand. It needs outbound HTTPS for the install (Ubuntu, Docker, PyPI, grafana.com).</w:t>
+      </w:r>
+    </w:p>
+    <w:p>
+      <w:pPr>
+        <w:pStyle w:val="ListParagraph"/>
+        <w:numPr>
+          <w:ilvl w:val="0"/>
+          <w:numId w:val="7"/>
+        </w:numPr>
+        <w:spacing w:after="80"/>
+      </w:pPr>
+      <w:r>
+        <w:t xml:space="preserve">Laptop: </w:t>
+      </w:r>
+      <w:r>
+        <w:rPr>
+          <w:rFonts w:ascii="Consolas" w:cs="Consolas" w:eastAsia="Consolas" w:hAnsi="Consolas"/>
+          <w:color w:val="1F3A6B"/>
+          <w:sz w:val="19"/>
+          <w:szCs w:val="19"/>
+        </w:rPr>
+        <w:t xml:space="preserve">brew install ansible</w:t>
+      </w:r>
+      <w:r>
+        <w:t xml:space="preserve">; </w:t>
+      </w:r>
+      <w:r>
+        <w:rPr>
+          <w:rFonts w:ascii="Consolas" w:cs="Consolas" w:eastAsia="Consolas" w:hAnsi="Consolas"/>
+          <w:color w:val="1F3A6B"/>
+          <w:sz w:val="19"/>
+          <w:szCs w:val="19"/>
+        </w:rPr>
+        <w:t xml:space="preserve">ssh-copy-id</w:t>
+      </w:r>
+      <w:r>
+        <w:t xml:space="preserve"> to the server; </w:t>
+      </w:r>
+      <w:r>
+        <w:rPr>
+          <w:rFonts w:ascii="Consolas" w:cs="Consolas" w:eastAsia="Consolas" w:hAnsi="Consolas"/>
+          <w:color w:val="1F3A6B"/>
+          <w:sz w:val="19"/>
+          <w:szCs w:val="19"/>
+        </w:rPr>
+        <w:t xml:space="preserve">ansible/inventory.ini</w:t>
+      </w:r>
+      <w:r>
+        <w:t xml:space="preserve"> with its address; the vault password in the macOS Keychain.</w:t>
+      </w:r>
+    </w:p>
+    <w:p>
+      <w:pPr>
+        <w:pStyle w:val="ListParagraph"/>
+        <w:numPr>
+          <w:ilvl w:val="0"/>
+          <w:numId w:val="7"/>
+        </w:numPr>
+        <w:spacing w:after="80"/>
+      </w:pPr>
+      <w:r>
+        <w:t xml:space="preserve">Site data: </w:t>
+      </w:r>
+      <w:r>
+        <w:rPr>
+          <w:rFonts w:ascii="Consolas" w:cs="Consolas" w:eastAsia="Consolas" w:hAnsi="Consolas"/>
+          <w:color w:val="1F3A6B"/>
+          <w:sz w:val="19"/>
+          <w:szCs w:val="19"/>
+        </w:rPr>
+        <w:t xml:space="preserve">scripts/edit-secrets.sh</w:t>
+      </w:r>
+      <w:r>
+        <w:t xml:space="preserve"> (passwords, tokens, router logins, SNMPv3 users, firewall ranges) and the target files; commit, review, merge to main.</w:t>
+      </w:r>
+    </w:p>
+    <w:p>
+      <w:pPr>
+        <w:pStyle w:val="ListParagraph"/>
+        <w:numPr>
+          <w:ilvl w:val="0"/>
+          <w:numId w:val="7"/>
+        </w:numPr>
+        <w:spacing w:after="80"/>
+      </w:pPr>
+      <w:r>
+        <w:rPr>
+          <w:rFonts w:ascii="Consolas" w:cs="Consolas" w:eastAsia="Consolas" w:hAnsi="Consolas"/>
+          <w:color w:val="1F3A6B"/>
+          <w:sz w:val="19"/>
+          <w:szCs w:val="19"/>
+        </w:rPr>
+        <w:t xml:space="preserve">scripts/deploy.sh</w:t>
+      </w:r>
+      <w:r>
+        <w:t xml:space="preserve">. The first run takes 10-40 minutes (about 1.5 GB of downloads, retried if the link drops; Grafana's first start alone takes up to 5 minutes). It ends with a summary and a </w:t>
+      </w:r>
+      <w:r>
+        <w:rPr>
+          <w:rFonts w:ascii="Consolas" w:cs="Consolas" w:eastAsia="Consolas" w:hAnsi="Consolas"/>
+          <w:color w:val="1F3A6B"/>
+          <w:sz w:val="19"/>
+          <w:szCs w:val="19"/>
+        </w:rPr>
+        <w:t xml:space="preserve">deploy-...</w:t>
+      </w:r>
+      <w:r>
+        <w:t xml:space="preserve"> tag; push the tag.</w:t>
+      </w:r>
+    </w:p>
+    <w:p>
+      <w:pPr>
+        <w:pStyle w:val="ListParagraph"/>
+        <w:numPr>
+          <w:ilvl w:val="0"/>
+          <w:numId w:val="7"/>
+        </w:numPr>
+        <w:spacing w:after="80"/>
+      </w:pPr>
+      <w:r>
+        <w:t xml:space="preserve">Check Grafana and /targets, reboot once to confirm everything returns on its own, then the go-live checklist (section 10).</w:t>
+      </w:r>
+    </w:p>
+    <w:p>
+      <w:pPr>
+        <w:pStyle w:val="Heading2"/>
+      </w:pPr>
+      <w:r>
         <w:t xml:space="preserve">Upgrade</w:t>
       </w:r>
     </w:p>
@@ -5367,7 +5633,7 @@
           <w:sz w:val="18"/>
           <w:szCs w:val="18"/>
         </w:rPr>
-        <w:t xml:space="preserve">git pull</w:t>
+        <w:t xml:space="preserve"># Ansible install (from the laptop, on main)</w:t>
       </w:r>
     </w:p>
     <w:p>
@@ -5382,7 +5648,7 @@
           <w:sz w:val="18"/>
           <w:szCs w:val="18"/>
         </w:rPr>
-        <w:t xml:space="preserve">docker compose config -q</w:t>
+        <w:t xml:space="preserve">scripts/deploy.sh --check                # preview</w:t>
       </w:r>
     </w:p>
     <w:p>
@@ -5397,7 +5663,67 @@
           <w:sz w:val="18"/>
           <w:szCs w:val="18"/>
         </w:rPr>
-        <w:t xml:space="preserve">docker compose up -d --build</w:t>
+        <w:t xml:space="preserve">scripts/deploy.sh                        # release</w:t>
+      </w:r>
+    </w:p>
+    <w:p>
+      <w:pPr>
+        <w:shd w:fill="F1F5F9" w:color="auto" w:val="clear"/>
+        <w:spacing w:before="0" w:after="0"/>
+        <w:ind w:left="120" w:right="120"/>
+      </w:pPr>
+      <w:r>
+        <w:rPr>
+          <w:rFonts w:ascii="Consolas" w:cs="Consolas" w:eastAsia="Consolas" w:hAnsi="Consolas"/>
+          <w:sz w:val="18"/>
+          <w:szCs w:val="18"/>
+        </w:rPr>
+        <w:t xml:space="preserve">scripts/deploy.sh deploy-2026-10-26-0915 # roll back to an earlier tag</w:t>
+      </w:r>
+    </w:p>
+    <w:p>
+      <w:pPr>
+        <w:shd w:fill="F1F5F9" w:color="auto" w:val="clear"/>
+        <w:spacing w:before="0" w:after="0"/>
+        <w:ind w:left="120" w:right="120"/>
+      </w:pPr>
+      <w:r>
+        <w:rPr>
+          <w:rFonts w:ascii="Consolas" w:cs="Consolas" w:eastAsia="Consolas" w:hAnsi="Consolas"/>
+          <w:sz w:val="18"/>
+          <w:szCs w:val="18"/>
+        </w:rPr>
+        <w:t xml:space="preserve"> </w:t>
+      </w:r>
+    </w:p>
+    <w:p>
+      <w:pPr>
+        <w:shd w:fill="F1F5F9" w:color="auto" w:val="clear"/>
+        <w:spacing w:before="0" w:after="0"/>
+        <w:ind w:left="120" w:right="120"/>
+      </w:pPr>
+      <w:r>
+        <w:rPr>
+          <w:rFonts w:ascii="Consolas" w:cs="Consolas" w:eastAsia="Consolas" w:hAnsi="Consolas"/>
+          <w:sz w:val="18"/>
+          <w:szCs w:val="18"/>
+        </w:rPr>
+        <w:t xml:space="preserve"># manual install (on the server)</w:t>
+      </w:r>
+    </w:p>
+    <w:p>
+      <w:pPr>
+        <w:shd w:fill="F1F5F9" w:color="auto" w:val="clear"/>
+        <w:spacing w:before="0" w:after="0"/>
+        <w:ind w:left="120" w:right="120"/>
+      </w:pPr>
+      <w:r>
+        <w:rPr>
+          <w:rFonts w:ascii="Consolas" w:cs="Consolas" w:eastAsia="Consolas" w:hAnsi="Consolas"/>
+          <w:sz w:val="18"/>
+          <w:szCs w:val="18"/>
+        </w:rPr>
+        <w:t xml:space="preserve">git pull &amp;&amp; docker compose config -q &amp;&amp; docker compose up -d --build</w:t>
       </w:r>
     </w:p>
     <w:p>
@@ -5460,7 +5786,7 @@
         <w:spacing w:after="120"/>
       </w:pPr>
       <w:r>
-        <w:t xml:space="preserve">Use git for configuration; copy the secrets separately over an encrypted channel; restore secret permissions (</w:t>
+        <w:t xml:space="preserve">Ansible install: prepare the new machine as in "Install the production server" step 1, point </w:t>
       </w:r>
       <w:r>
         <w:rPr>
@@ -5469,10 +5795,62 @@
           <w:sz w:val="19"/>
           <w:szCs w:val="19"/>
         </w:rPr>
+        <w:t xml:space="preserve">ansible/inventory.ini</w:t>
+      </w:r>
+      <w:r>
+        <w:t xml:space="preserve"> at it and run </w:t>
+      </w:r>
+      <w:r>
+        <w:rPr>
+          <w:rFonts w:ascii="Consolas" w:cs="Consolas" w:eastAsia="Consolas" w:hAnsi="Consolas"/>
+          <w:color w:val="1F3A6B"/>
+          <w:sz w:val="19"/>
+          <w:szCs w:val="19"/>
+        </w:rPr>
+        <w:t xml:space="preserve">scripts/deploy.sh</w:t>
+      </w:r>
+      <w:r>
+        <w:t xml:space="preserve">; configuration and secrets come from git and the vault. Keep the Compose project name (</w:t>
+      </w:r>
+      <w:r>
+        <w:rPr>
+          <w:rFonts w:ascii="Consolas" w:cs="Consolas" w:eastAsia="Consolas" w:hAnsi="Consolas"/>
+          <w:color w:val="1F3A6B"/>
+          <w:sz w:val="19"/>
+          <w:szCs w:val="19"/>
+        </w:rPr>
+        <w:t xml:space="preserve">compose_project</w:t>
+      </w:r>
+      <w:r>
+        <w:t xml:space="preserve">) when taking over an existing manual install, so its volumes and history are reused (docs/ANSIBLE.md).</w:t>
+      </w:r>
+    </w:p>
+    <w:p>
+      <w:pPr>
+        <w:spacing w:after="120"/>
+      </w:pPr>
+      <w:r>
+        <w:t xml:space="preserve">Manual install: use git for configuration; copy the secrets separately over an encrypted channel; restore secret permissions (</w:t>
+      </w:r>
+      <w:r>
+        <w:rPr>
+          <w:rFonts w:ascii="Consolas" w:cs="Consolas" w:eastAsia="Consolas" w:hAnsi="Consolas"/>
+          <w:color w:val="1F3A6B"/>
+          <w:sz w:val="19"/>
+          <w:szCs w:val="19"/>
+        </w:rPr>
         <w:t xml:space="preserve">chmod 700 secrets &amp;&amp; chmod 644 secrets/*</w:t>
       </w:r>
       <w:r>
-        <w:t xml:space="preserve">). Stop the old stack first so two machines never alert. Full steps: INSTALL.md, 'Moving an existing installation'.</w:t>
+        <w:t xml:space="preserve">). Full steps: INSTALL.md, 'Moving an existing installation'.</w:t>
+      </w:r>
+    </w:p>
+    <w:p>
+      <w:pPr>
+        <w:spacing w:after="120"/>
+      </w:pPr>
+      <w:r>
+        <w:t xml:space="preserve">Either way, stop the old stack first so two machines never alert.</w:t>
       </w:r>
     </w:p>
     <w:p>
@@ -5493,7 +5871,7 @@
         <w:spacing w:after="80"/>
       </w:pPr>
       <w:r>
-        <w:t xml:space="preserve">Install Docker on the replacement Linux machine (INSTALL.md).</w:t>
+        <w:t xml:space="preserve">Prepare a replacement Ubuntu 24.04 machine as in "Install the production server" step 1 (fixed IP, SSH key, passwordless sudo, time sync).</w:t>
       </w:r>
     </w:p>
     <w:p>
@@ -5506,16 +5884,19 @@
         <w:spacing w:after="80"/>
       </w:pPr>
       <w:r>
+        <w:t xml:space="preserve">Point </w:t>
+      </w:r>
+      <w:r>
         <w:rPr>
           <w:rFonts w:ascii="Consolas" w:cs="Consolas" w:eastAsia="Consolas" w:hAnsi="Consolas"/>
           <w:color w:val="1F3A6B"/>
           <w:sz w:val="19"/>
           <w:szCs w:val="19"/>
         </w:rPr>
-        <w:t xml:space="preserve">git clone</w:t>
-      </w:r>
-      <w:r>
-        <w:t xml:space="preserve"> the repository; restore </w:t>
+        <w:t xml:space="preserve">ansible/inventory.ini</w:t>
+      </w:r>
+      <w:r>
+        <w:t xml:space="preserve"> at it and run </w:t>
       </w:r>
       <w:r>
         <w:rPr>
@@ -5524,10 +5905,10 @@
           <w:sz w:val="19"/>
           <w:szCs w:val="19"/>
         </w:rPr>
-        <w:t xml:space="preserve">secrets/</w:t>
-      </w:r>
-      <w:r>
-        <w:t xml:space="preserve"> and </w:t>
+        <w:t xml:space="preserve">scripts/deploy.sh</w:t>
+      </w:r>
+      <w:r>
+        <w:t xml:space="preserve">: Docker, firewall, secrets and the whole stack come back from git and the vault. (Manual install: Docker per INSTALL.md, </w:t>
       </w:r>
       <w:r>
         <w:rPr>
@@ -5536,10 +5917,10 @@
           <w:sz w:val="19"/>
           <w:szCs w:val="19"/>
         </w:rPr>
-        <w:t xml:space="preserve">.env</w:t>
-      </w:r>
-      <w:r>
-        <w:t xml:space="preserve"> (or run </w:t>
+        <w:t xml:space="preserve">git clone</w:t>
+      </w:r>
+      <w:r>
+        <w:t xml:space="preserve">, restore </w:t>
       </w:r>
       <w:r>
         <w:rPr>
@@ -5548,10 +5929,34 @@
           <w:sz w:val="19"/>
           <w:szCs w:val="19"/>
         </w:rPr>
-        <w:t xml:space="preserve">scripts/init.sh</w:t>
-      </w:r>
-      <w:r>
-        <w:t xml:space="preserve"> and re-enter them per SETUP-INPUTS.md).</w:t>
+        <w:t xml:space="preserve">secrets/</w:t>
+      </w:r>
+      <w:r>
+        <w:t xml:space="preserve"> and </w:t>
+      </w:r>
+      <w:r>
+        <w:rPr>
+          <w:rFonts w:ascii="Consolas" w:cs="Consolas" w:eastAsia="Consolas" w:hAnsi="Consolas"/>
+          <w:color w:val="1F3A6B"/>
+          <w:sz w:val="19"/>
+          <w:szCs w:val="19"/>
+        </w:rPr>
+        <w:t xml:space="preserve">.env</w:t>
+      </w:r>
+      <w:r>
+        <w:t xml:space="preserve">, </w:t>
+      </w:r>
+      <w:r>
+        <w:rPr>
+          <w:rFonts w:ascii="Consolas" w:cs="Consolas" w:eastAsia="Consolas" w:hAnsi="Consolas"/>
+          <w:color w:val="1F3A6B"/>
+          <w:sz w:val="19"/>
+          <w:szCs w:val="19"/>
+        </w:rPr>
+        <w:t xml:space="preserve">docker compose up -d --build</w:t>
+      </w:r>
+      <w:r>
+        <w:t xml:space="preserve">.)</w:t>
       </w:r>
     </w:p>
     <w:p>
@@ -5564,16 +5969,7 @@
         <w:spacing w:after="80"/>
       </w:pPr>
       <w:r>
-        <w:rPr>
-          <w:rFonts w:ascii="Consolas" w:cs="Consolas" w:eastAsia="Consolas" w:hAnsi="Consolas"/>
-          <w:color w:val="1F3A6B"/>
-          <w:sz w:val="19"/>
-          <w:szCs w:val="19"/>
-        </w:rPr>
-        <w:t xml:space="preserve">docker compose up -d --build</w:t>
-      </w:r>
-      <w:r>
-        <w:t xml:space="preserve">. History is lost unless the volume archive is restored; configuration and alerts come back from git. The heartbeat turns green again on its own.</w:t>
+        <w:t xml:space="preserve">History is lost unless the volume archive is restored; configuration and alerts come back from git. The heartbeat turns green again on its own.</w:t>
       </w:r>
     </w:p>
     <w:p>
@@ -5816,7 +6212,7 @@
           <w:sz w:val="18"/>
           <w:szCs w:val="18"/>
         </w:rPr>
-        <w:t xml:space="preserve"># status and logs</w:t>
+        <w:t xml:space="preserve"># release, from the laptop (Ansible install)</w:t>
       </w:r>
     </w:p>
     <w:p>
@@ -5831,7 +6227,7 @@
           <w:sz w:val="18"/>
           <w:szCs w:val="18"/>
         </w:rPr>
-        <w:t xml:space="preserve">docker compose ps</w:t>
+        <w:t xml:space="preserve">scripts/deploy.sh --check                # preview, nothing touched</w:t>
       </w:r>
     </w:p>
     <w:p>
@@ -5846,7 +6242,7 @@
           <w:sz w:val="18"/>
           <w:szCs w:val="18"/>
         </w:rPr>
-        <w:t xml:space="preserve">docker compose logs --tail 100 -f &lt;service&gt;</w:t>
+        <w:t xml:space="preserve">scripts/deploy.sh                        # release main</w:t>
       </w:r>
     </w:p>
     <w:p>
@@ -5861,7 +6257,7 @@
           <w:sz w:val="18"/>
           <w:szCs w:val="18"/>
         </w:rPr>
-        <w:t xml:space="preserve"> </w:t>
+        <w:t xml:space="preserve">scripts/deploy.sh deploy-2026-10-26-0915 # roll back</w:t>
       </w:r>
     </w:p>
     <w:p>
@@ -5876,7 +6272,7 @@
           <w:sz w:val="18"/>
           <w:szCs w:val="18"/>
         </w:rPr>
-        <w:t xml:space="preserve"># validate before applying (no local promtool: run it in Docker)</w:t>
+        <w:t xml:space="preserve">scripts/edit-secrets.sh                  # change a secret, then commit + deploy</w:t>
       </w:r>
     </w:p>
     <w:p>
@@ -5891,7 +6287,7 @@
           <w:sz w:val="18"/>
           <w:szCs w:val="18"/>
         </w:rPr>
-        <w:t xml:space="preserve">docker run --rm -v "$PWD/prometheus:/p" --entrypoint sh prom/prometheus:v3.13.2 \</w:t>
+        <w:t xml:space="preserve">ssh &lt;server&gt; cat /opt/isp-observability/DEPLOYED_VERSION</w:t>
       </w:r>
     </w:p>
     <w:p>
@@ -5906,7 +6302,7 @@
           <w:sz w:val="18"/>
           <w:szCs w:val="18"/>
         </w:rPr>
-        <w:t xml:space="preserve">  -c 'cd /p &amp;&amp; promtool check rules rules/*.yml &amp;&amp; promtool test rules rules/tests/*.yml'</w:t>
+        <w:t xml:space="preserve"> </w:t>
       </w:r>
     </w:p>
     <w:p>
@@ -5921,7 +6317,7 @@
           <w:sz w:val="18"/>
           <w:szCs w:val="18"/>
         </w:rPr>
-        <w:t xml:space="preserve">docker run --rm -v "$PWD/alertmanager:/a" --entrypoint amtool prom/alertmanager:v0.33.1 \</w:t>
+        <w:t xml:space="preserve"># on the server: cd /opt/isp-observability; Ansible installs need sudo docker ...</w:t>
       </w:r>
     </w:p>
     <w:p>
@@ -5936,7 +6332,7 @@
           <w:sz w:val="18"/>
           <w:szCs w:val="18"/>
         </w:rPr>
-        <w:t xml:space="preserve">  check-config /a/alertmanager.yml</w:t>
+        <w:t xml:space="preserve"># status and logs</w:t>
       </w:r>
     </w:p>
     <w:p>
@@ -5951,7 +6347,7 @@
           <w:sz w:val="18"/>
           <w:szCs w:val="18"/>
         </w:rPr>
-        <w:t xml:space="preserve">docker compose config -q</w:t>
+        <w:t xml:space="preserve">docker compose ps</w:t>
       </w:r>
     </w:p>
     <w:p>
@@ -5966,7 +6362,7 @@
           <w:sz w:val="18"/>
           <w:szCs w:val="18"/>
         </w:rPr>
-        <w:t xml:space="preserve"> </w:t>
+        <w:t xml:space="preserve">docker compose logs --tail 100 -f &lt;service&gt;</w:t>
       </w:r>
     </w:p>
     <w:p>
@@ -5981,7 +6377,7 @@
           <w:sz w:val="18"/>
           <w:szCs w:val="18"/>
         </w:rPr>
-        <w:t xml:space="preserve"># apply</w:t>
+        <w:t xml:space="preserve"> </w:t>
       </w:r>
     </w:p>
     <w:p>
@@ -5996,7 +6392,7 @@
           <w:sz w:val="18"/>
           <w:szCs w:val="18"/>
         </w:rPr>
-        <w:t xml:space="preserve">docker compose up -d --build</w:t>
+        <w:t xml:space="preserve"># validate before applying (no local promtool: run it in Docker)</w:t>
       </w:r>
     </w:p>
     <w:p>
@@ -6011,7 +6407,7 @@
           <w:sz w:val="18"/>
           <w:szCs w:val="18"/>
         </w:rPr>
-        <w:t xml:space="preserve">docker compose restart prometheus        # rules / scrape / retention</w:t>
+        <w:t xml:space="preserve">docker run --rm -v "$PWD/prometheus:/p" --entrypoint sh prom/prometheus:v3.13.2 \</w:t>
       </w:r>
     </w:p>
     <w:p>
@@ -6026,7 +6422,7 @@
           <w:sz w:val="18"/>
           <w:szCs w:val="18"/>
         </w:rPr>
-        <w:t xml:space="preserve">docker compose restart alertmanager      # routing, chat id, heartbeat</w:t>
+        <w:t xml:space="preserve">  -c 'cd /p &amp;&amp; promtool check rules rules/*.yml &amp;&amp; promtool test rules rules/tests/*.yml'</w:t>
       </w:r>
     </w:p>
     <w:p>
@@ -6041,7 +6437,7 @@
           <w:sz w:val="18"/>
           <w:szCs w:val="18"/>
         </w:rPr>
-        <w:t xml:space="preserve">docker compose restart snmp-exporter     # snmp.yml or secrets/snmp_auths.yml</w:t>
+        <w:t xml:space="preserve">docker run --rm -v "$PWD/alertmanager:/a" --entrypoint amtool prom/alertmanager:v0.33.1 \</w:t>
       </w:r>
     </w:p>
     <w:p>
@@ -6056,7 +6452,7 @@
           <w:sz w:val="18"/>
           <w:szCs w:val="18"/>
         </w:rPr>
-        <w:t xml:space="preserve">docker compose restart routeros-exporter # its config or credentials</w:t>
+        <w:t xml:space="preserve">  check-config /a/alertmanager.yml</w:t>
       </w:r>
     </w:p>
     <w:p>
@@ -6071,7 +6467,7 @@
           <w:sz w:val="18"/>
           <w:szCs w:val="18"/>
         </w:rPr>
-        <w:t xml:space="preserve"> </w:t>
+        <w:t xml:space="preserve">docker compose config -q</w:t>
       </w:r>
     </w:p>
     <w:p>
@@ -6086,7 +6482,7 @@
           <w:sz w:val="18"/>
           <w:szCs w:val="18"/>
         </w:rPr>
-        <w:t xml:space="preserve"># SNMP test against one device (1 = working)</w:t>
+        <w:t xml:space="preserve"> </w:t>
       </w:r>
     </w:p>
     <w:p>
@@ -6101,7 +6497,7 @@
           <w:sz w:val="18"/>
           <w:szCs w:val="18"/>
         </w:rPr>
-        <w:t xml:space="preserve">curl -s 'http://localhost:9116/snmp?target=&lt;ip&gt;&amp;module=mikrotik&amp;auth=mikrotik_v3' | grep -c '^sysUpTime'</w:t>
+        <w:t xml:space="preserve"># apply by hand (manual install; the deploy does this for you)</w:t>
       </w:r>
     </w:p>
     <w:p>
@@ -6116,7 +6512,7 @@
           <w:sz w:val="18"/>
           <w:szCs w:val="18"/>
         </w:rPr>
-        <w:t xml:space="preserve"> </w:t>
+        <w:t xml:space="preserve">docker compose up -d --build</w:t>
       </w:r>
     </w:p>
     <w:p>
@@ -6131,7 +6527,7 @@
           <w:sz w:val="18"/>
           <w:szCs w:val="18"/>
         </w:rPr>
-        <w:t xml:space="preserve"># heartbeat: send a test failure, then recover</w:t>
+        <w:t xml:space="preserve">docker compose restart prometheus        # rules / scrape / retention</w:t>
       </w:r>
     </w:p>
     <w:p>
@@ -6146,7 +6542,7 @@
           <w:sz w:val="18"/>
           <w:szCs w:val="18"/>
         </w:rPr>
-        <w:t xml:space="preserve">curl -fsS -X POST "$(cat secrets/deadman_url.txt)/fail"</w:t>
+        <w:t xml:space="preserve">docker compose restart alertmanager      # routing, chat id, heartbeat</w:t>
       </w:r>
     </w:p>
     <w:p>
@@ -6161,7 +6557,7 @@
           <w:sz w:val="18"/>
           <w:szCs w:val="18"/>
         </w:rPr>
-        <w:t xml:space="preserve">curl -fsS -X POST "$(cat secrets/deadman_url.txt)"</w:t>
+        <w:t xml:space="preserve">docker compose restart snmp-exporter     # snmp.yml or secrets/snmp_auths.yml</w:t>
       </w:r>
     </w:p>
     <w:p>
@@ -6176,7 +6572,7 @@
           <w:sz w:val="18"/>
           <w:szCs w:val="18"/>
         </w:rPr>
-        <w:t xml:space="preserve"> </w:t>
+        <w:t xml:space="preserve">docker compose restart routeros-exporter # its config or credentials</w:t>
       </w:r>
     </w:p>
     <w:p>
@@ -6191,7 +6587,7 @@
           <w:sz w:val="18"/>
           <w:szCs w:val="18"/>
         </w:rPr>
-        <w:t xml:space="preserve"># Grafana admin password</w:t>
+        <w:t xml:space="preserve"> </w:t>
       </w:r>
     </w:p>
     <w:p>
@@ -6206,7 +6602,7 @@
           <w:sz w:val="18"/>
           <w:szCs w:val="18"/>
         </w:rPr>
-        <w:t xml:space="preserve">docker compose exec grafana grafana cli admin reset-admin-password '&lt;new&gt;'</w:t>
+        <w:t xml:space="preserve"># SNMP test against one device (1 = working)</w:t>
       </w:r>
     </w:p>
     <w:p>
@@ -6221,7 +6617,7 @@
           <w:sz w:val="18"/>
           <w:szCs w:val="18"/>
         </w:rPr>
-        <w:t xml:space="preserve"> </w:t>
+        <w:t xml:space="preserve">curl -s 'http://localhost:9116/snmp?target=&lt;ip&gt;&amp;module=mikrotik&amp;auth=mikrotik_v3' | grep -c '^sysUpTime'</w:t>
       </w:r>
     </w:p>
     <w:p>
@@ -6236,7 +6632,127 @@
           <w:sz w:val="18"/>
           <w:szCs w:val="18"/>
         </w:rPr>
-        <w:t xml:space="preserve"># secret permissions on Linux</w:t>
+        <w:t xml:space="preserve"> </w:t>
+      </w:r>
+    </w:p>
+    <w:p>
+      <w:pPr>
+        <w:shd w:fill="F1F5F9" w:color="auto" w:val="clear"/>
+        <w:spacing w:before="0" w:after="0"/>
+        <w:ind w:left="120" w:right="120"/>
+      </w:pPr>
+      <w:r>
+        <w:rPr>
+          <w:rFonts w:ascii="Consolas" w:cs="Consolas" w:eastAsia="Consolas" w:hAnsi="Consolas"/>
+          <w:sz w:val="18"/>
+          <w:szCs w:val="18"/>
+        </w:rPr>
+        <w:t xml:space="preserve"># heartbeat: send a test failure, then recover</w:t>
+      </w:r>
+    </w:p>
+    <w:p>
+      <w:pPr>
+        <w:shd w:fill="F1F5F9" w:color="auto" w:val="clear"/>
+        <w:spacing w:before="0" w:after="0"/>
+        <w:ind w:left="120" w:right="120"/>
+      </w:pPr>
+      <w:r>
+        <w:rPr>
+          <w:rFonts w:ascii="Consolas" w:cs="Consolas" w:eastAsia="Consolas" w:hAnsi="Consolas"/>
+          <w:sz w:val="18"/>
+          <w:szCs w:val="18"/>
+        </w:rPr>
+        <w:t xml:space="preserve">curl -fsS -X POST "$(cat secrets/deadman_url.txt)/fail"</w:t>
+      </w:r>
+    </w:p>
+    <w:p>
+      <w:pPr>
+        <w:shd w:fill="F1F5F9" w:color="auto" w:val="clear"/>
+        <w:spacing w:before="0" w:after="0"/>
+        <w:ind w:left="120" w:right="120"/>
+      </w:pPr>
+      <w:r>
+        <w:rPr>
+          <w:rFonts w:ascii="Consolas" w:cs="Consolas" w:eastAsia="Consolas" w:hAnsi="Consolas"/>
+          <w:sz w:val="18"/>
+          <w:szCs w:val="18"/>
+        </w:rPr>
+        <w:t xml:space="preserve">curl -fsS -X POST "$(cat secrets/deadman_url.txt)"</w:t>
+      </w:r>
+    </w:p>
+    <w:p>
+      <w:pPr>
+        <w:shd w:fill="F1F5F9" w:color="auto" w:val="clear"/>
+        <w:spacing w:before="0" w:after="0"/>
+        <w:ind w:left="120" w:right="120"/>
+      </w:pPr>
+      <w:r>
+        <w:rPr>
+          <w:rFonts w:ascii="Consolas" w:cs="Consolas" w:eastAsia="Consolas" w:hAnsi="Consolas"/>
+          <w:sz w:val="18"/>
+          <w:szCs w:val="18"/>
+        </w:rPr>
+        <w:t xml:space="preserve"> </w:t>
+      </w:r>
+    </w:p>
+    <w:p>
+      <w:pPr>
+        <w:shd w:fill="F1F5F9" w:color="auto" w:val="clear"/>
+        <w:spacing w:before="0" w:after="0"/>
+        <w:ind w:left="120" w:right="120"/>
+      </w:pPr>
+      <w:r>
+        <w:rPr>
+          <w:rFonts w:ascii="Consolas" w:cs="Consolas" w:eastAsia="Consolas" w:hAnsi="Consolas"/>
+          <w:sz w:val="18"/>
+          <w:szCs w:val="18"/>
+        </w:rPr>
+        <w:t xml:space="preserve"># Grafana admin password (Ansible: change it in the vault and deploy)</w:t>
+      </w:r>
+    </w:p>
+    <w:p>
+      <w:pPr>
+        <w:shd w:fill="F1F5F9" w:color="auto" w:val="clear"/>
+        <w:spacing w:before="0" w:after="0"/>
+        <w:ind w:left="120" w:right="120"/>
+      </w:pPr>
+      <w:r>
+        <w:rPr>
+          <w:rFonts w:ascii="Consolas" w:cs="Consolas" w:eastAsia="Consolas" w:hAnsi="Consolas"/>
+          <w:sz w:val="18"/>
+          <w:szCs w:val="18"/>
+        </w:rPr>
+        <w:t xml:space="preserve">docker compose exec grafana grafana cli admin reset-admin-password '&lt;new&gt;'</w:t>
+      </w:r>
+    </w:p>
+    <w:p>
+      <w:pPr>
+        <w:shd w:fill="F1F5F9" w:color="auto" w:val="clear"/>
+        <w:spacing w:before="0" w:after="0"/>
+        <w:ind w:left="120" w:right="120"/>
+      </w:pPr>
+      <w:r>
+        <w:rPr>
+          <w:rFonts w:ascii="Consolas" w:cs="Consolas" w:eastAsia="Consolas" w:hAnsi="Consolas"/>
+          <w:sz w:val="18"/>
+          <w:szCs w:val="18"/>
+        </w:rPr>
+        <w:t xml:space="preserve"> </w:t>
+      </w:r>
+    </w:p>
+    <w:p>
+      <w:pPr>
+        <w:shd w:fill="F1F5F9" w:color="auto" w:val="clear"/>
+        <w:spacing w:before="0" w:after="0"/>
+        <w:ind w:left="120" w:right="120"/>
+      </w:pPr>
+      <w:r>
+        <w:rPr>
+          <w:rFonts w:ascii="Consolas" w:cs="Consolas" w:eastAsia="Consolas" w:hAnsi="Consolas"/>
+          <w:sz w:val="18"/>
+          <w:szCs w:val="18"/>
+        </w:rPr>
+        <w:t xml:space="preserve"># secret permissions on Linux (manual install; the deploy sets them)</w:t>
       </w:r>
     </w:p>
     <w:p>
@@ -6679,7 +7195,7 @@
           </w:tcPr>
           <w:p>
             <w:r>
-              <w:t xml:space="preserve">Pending - server not installed</w:t>
+              <w:t xml:space="preserve">Pending - scripts/deploy.sh installs Docker and the firewall (tested end to end on the lab server)</w:t>
             </w:r>
           </w:p>
         </w:tc>
@@ -6831,7 +7347,7 @@
           </w:tcPr>
           <w:p>
             <w:r>
-              <w:t xml:space="preserve">Pending - </w:t>
+              <w:t xml:space="preserve">Done by the deploy (scripts/init.sh for a manual install)</w:t>
             </w:r>
             <w:r>
               <w:rPr>
@@ -8834,6 +9350,12 @@
     </w:lvlOverride>
   </w:num>
   <w:num w:numId="6">
+    <w:abstractNumId w:val="3"/>
+    <w:lvlOverride w:ilvl="0">
+      <w:startOverride w:val="1"/>
+    </w:lvlOverride>
+  </w:num>
+  <w:num w:numId="7">
     <w:abstractNumId w:val="3"/>
     <w:lvlOverride w:ilvl="0">
       <w:startOverride w:val="1"/>

--- a/docs/ISP Network Observability Platform - Operations Manual.docx
+++ b/docs/ISP Network Observability Platform - Operations Manual.docx
@@ -616,7 +616,31 @@
         <w:spacing w:after="120"/>
       </w:pPr>
       <w:r>
-        <w:t xml:space="preserve">Everything is configuration-as-code in the git repository; nothing important is configured only in a web UI. Secrets live in the gitignored </w:t>
+        <w:t xml:space="preserve">Everything is configuration-as-code in git; nothing important is configured only in a web UI. This repository holds the product (rules, dashboards, templates) and a fictional example site. Each ISP's own data lives in its site folder, in a private git repository of its own: </w:t>
+      </w:r>
+      <w:r>
+        <w:rPr>
+          <w:rFonts w:ascii="Consolas" w:cs="Consolas" w:eastAsia="Consolas" w:hAnsi="Consolas"/>
+          <w:color w:val="1F3A6B"/>
+          <w:sz w:val="19"/>
+          <w:szCs w:val="19"/>
+        </w:rPr>
+        <w:t xml:space="preserve">vars.yml</w:t>
+      </w:r>
+      <w:r>
+        <w:t xml:space="preserve"> (POP routers, sectors, links, vantage points, Telegram group, timezone, firewall ranges) and </w:t>
+      </w:r>
+      <w:r>
+        <w:rPr>
+          <w:rFonts w:ascii="Consolas" w:cs="Consolas" w:eastAsia="Consolas" w:hAnsi="Consolas"/>
+          <w:color w:val="1F3A6B"/>
+          <w:sz w:val="19"/>
+          <w:szCs w:val="19"/>
+        </w:rPr>
+        <w:t xml:space="preserve">vault.yml</w:t>
+      </w:r>
+      <w:r>
+        <w:t xml:space="preserve"> (every secret, encrypted). The deploy writes the server's </w:t>
       </w:r>
       <w:r>
         <w:rPr>
@@ -628,19 +652,7 @@
         <w:t xml:space="preserve">secrets/</w:t>
       </w:r>
       <w:r>
-        <w:t xml:space="preserve"> folder on the server; with the Ansible deploy they are written there from the encrypted </w:t>
-      </w:r>
-      <w:r>
-        <w:rPr>
-          <w:rFonts w:ascii="Consolas" w:cs="Consolas" w:eastAsia="Consolas" w:hAnsi="Consolas"/>
-          <w:color w:val="1F3A6B"/>
-          <w:sz w:val="19"/>
-          <w:szCs w:val="19"/>
-        </w:rPr>
-        <w:t xml:space="preserve">ansible/secrets.yml</w:t>
-      </w:r>
-      <w:r>
-        <w:t xml:space="preserve">.</w:t>
+        <w:t xml:space="preserve"> folder and target files from it.</w:t>
       </w:r>
     </w:p>
     <w:p>
@@ -773,14 +785,19 @@
         <w:spacing w:after="80"/>
       </w:pPr>
       <w:r>
-        <w:rPr>
-          <w:b/>
-          <w:bCs/>
-        </w:rPr>
-        <w:t xml:space="preserve">Read the 08:00 capacity digest.</w:t>
-      </w:r>
-      <w:r>
-        <w:t xml:space="preserve"> Sectors over their client or throughput budget arrive as one Telegram message each morning (08:00 Africa/Lagos).</w:t>
+        <w:t xml:space="preserve">Read the 08:00 capacity digest. Sectors over their client or throughput budget arrive as one Telegram message each morning (08:00 site local time, the site's </w:t>
+      </w:r>
+      <w:r>
+        <w:rPr>
+          <w:rFonts w:ascii="Consolas" w:cs="Consolas" w:eastAsia="Consolas" w:hAnsi="Consolas"/>
+          <w:color w:val="1F3A6B"/>
+          <w:sz w:val="19"/>
+          <w:szCs w:val="19"/>
+        </w:rPr>
+        <w:t xml:space="preserve">timezone</w:t>
+      </w:r>
+      <w:r>
+        <w:t xml:space="preserve">).</w:t>
       </w:r>
     </w:p>
     <w:tbl>
@@ -2169,29 +2186,43 @@
         <w:spacing w:after="120"/>
       </w:pPr>
       <w:r>
-        <w:t xml:space="preserve">The NOC group receives every alert. Warnings use a separate receiver that sends no 'resolved' message. The bot token is a Docker secret (</w:t>
-      </w:r>
-      <w:r>
-        <w:rPr>
-          <w:rFonts w:ascii="Consolas" w:cs="Consolas" w:eastAsia="Consolas" w:hAnsi="Consolas"/>
-          <w:color w:val="1F3A6B"/>
-          <w:sz w:val="19"/>
-          <w:szCs w:val="19"/>
-        </w:rPr>
-        <w:t xml:space="preserve">secrets/telegram_bot_token.txt</w:t>
-      </w:r>
-      <w:r>
-        <w:t xml:space="preserve">). The group id is set on </w:t>
-      </w:r>
-      <w:r>
-        <w:rPr>
-          <w:b/>
-          <w:bCs/>
-        </w:rPr>
-        <w:t xml:space="preserve">one line</w:t>
-      </w:r>
-      <w:r>
-        <w:t xml:space="preserve"> of </w:t>
+        <w:t xml:space="preserve">The NOC group receives every alert. Warnings use a separate receiver that sends no 'resolved' message. The bot token is </w:t>
+      </w:r>
+      <w:r>
+        <w:rPr>
+          <w:rFonts w:ascii="Consolas" w:cs="Consolas" w:eastAsia="Consolas" w:hAnsi="Consolas"/>
+          <w:color w:val="1F3A6B"/>
+          <w:sz w:val="19"/>
+          <w:szCs w:val="19"/>
+        </w:rPr>
+        <w:t xml:space="preserve">telegram_bot_token</w:t>
+      </w:r>
+      <w:r>
+        <w:t xml:space="preserve"> in the site vault. The group id is </w:t>
+      </w:r>
+      <w:r>
+        <w:rPr>
+          <w:rFonts w:ascii="Consolas" w:cs="Consolas" w:eastAsia="Consolas" w:hAnsi="Consolas"/>
+          <w:color w:val="1F3A6B"/>
+          <w:sz w:val="19"/>
+          <w:szCs w:val="19"/>
+        </w:rPr>
+        <w:t xml:space="preserve">telegram_chat_id</w:t>
+      </w:r>
+      <w:r>
+        <w:t xml:space="preserve"> in the site's </w:t>
+      </w:r>
+      <w:r>
+        <w:rPr>
+          <w:rFonts w:ascii="Consolas" w:cs="Consolas" w:eastAsia="Consolas" w:hAnsi="Consolas"/>
+          <w:color w:val="1F3A6B"/>
+          <w:sz w:val="19"/>
+          <w:szCs w:val="19"/>
+        </w:rPr>
+        <w:t xml:space="preserve">vars.yml</w:t>
+      </w:r>
+      <w:r>
+        <w:t xml:space="preserve">; the deploy writes it into </w:t>
       </w:r>
       <w:r>
         <w:rPr>
@@ -2203,7 +2234,7 @@
         <w:t xml:space="preserve">alertmanager/alertmanager.yml</w:t>
       </w:r>
       <w:r>
-        <w:t xml:space="preserve">; both receivers reuse it.</w:t>
+        <w:t xml:space="preserve">, where both receivers reuse it.</w:t>
       </w:r>
     </w:p>
     <w:p>
@@ -2281,7 +2312,31 @@
         <w:spacing w:after="80"/>
       </w:pPr>
       <w:r>
-        <w:t xml:space="preserve">In </w:t>
+        <w:t xml:space="preserve">Set </w:t>
+      </w:r>
+      <w:r>
+        <w:rPr>
+          <w:rFonts w:ascii="Consolas" w:cs="Consolas" w:eastAsia="Consolas" w:hAnsi="Consolas"/>
+          <w:color w:val="1F3A6B"/>
+          <w:sz w:val="19"/>
+          <w:szCs w:val="19"/>
+        </w:rPr>
+        <w:t xml:space="preserve">telegram_chat_id</w:t>
+      </w:r>
+      <w:r>
+        <w:t xml:space="preserve"> in the site's </w:t>
+      </w:r>
+      <w:r>
+        <w:rPr>
+          <w:rFonts w:ascii="Consolas" w:cs="Consolas" w:eastAsia="Consolas" w:hAnsi="Consolas"/>
+          <w:color w:val="1F3A6B"/>
+          <w:sz w:val="19"/>
+          <w:szCs w:val="19"/>
+        </w:rPr>
+        <w:t xml:space="preserve">vars.yml</w:t>
+      </w:r>
+      <w:r>
+        <w:t xml:space="preserve"> (manual install: in </w:t>
       </w:r>
       <w:r>
         <w:rPr>
@@ -2305,7 +2360,7 @@
         <w:t xml:space="preserve">noc_chat_id</w:t>
       </w:r>
       <w:r>
-        <w:t xml:space="preserve"> and replace the number on that line.</w:t>
+        <w:t xml:space="preserve"> and replace the number on that line).</w:t>
       </w:r>
     </w:p>
     <w:p>
@@ -2318,7 +2373,19 @@
         <w:spacing w:after="80"/>
       </w:pPr>
       <w:r>
-        <w:t xml:space="preserve">Validate with amtool (section 9), then </w:t>
+        <w:t xml:space="preserve">Commit and push the site, then </w:t>
+      </w:r>
+      <w:r>
+        <w:rPr>
+          <w:rFonts w:ascii="Consolas" w:cs="Consolas" w:eastAsia="Consolas" w:hAnsi="Consolas"/>
+          <w:color w:val="1F3A6B"/>
+          <w:sz w:val="19"/>
+          <w:szCs w:val="19"/>
+        </w:rPr>
+        <w:t xml:space="preserve">scripts/deploy.sh --site &lt;site&gt;</w:t>
+      </w:r>
+      <w:r>
+        <w:t xml:space="preserve"> (manual install: validate with amtool, section 9, then </w:t>
       </w:r>
       <w:r>
         <w:rPr>
@@ -2330,7 +2397,7 @@
         <w:t xml:space="preserve">docker compose restart alertmanager</w:t>
       </w:r>
       <w:r>
-        <w:t xml:space="preserve">.</w:t>
+        <w:t xml:space="preserve">).</w:t>
       </w:r>
     </w:p>
     <w:p>
@@ -2338,7 +2405,31 @@
         <w:spacing w:after="120"/>
       </w:pPr>
       <w:r>
-        <w:t xml:space="preserve">To change the bot: put the new token in </w:t>
+        <w:t xml:space="preserve">To change the bot: </w:t>
+      </w:r>
+      <w:r>
+        <w:rPr>
+          <w:rFonts w:ascii="Consolas" w:cs="Consolas" w:eastAsia="Consolas" w:hAnsi="Consolas"/>
+          <w:color w:val="1F3A6B"/>
+          <w:sz w:val="19"/>
+          <w:szCs w:val="19"/>
+        </w:rPr>
+        <w:t xml:space="preserve">scripts/edit-secrets.sh --site &lt;site&gt;</w:t>
+      </w:r>
+      <w:r>
+        <w:t xml:space="preserve">, set </w:t>
+      </w:r>
+      <w:r>
+        <w:rPr>
+          <w:rFonts w:ascii="Consolas" w:cs="Consolas" w:eastAsia="Consolas" w:hAnsi="Consolas"/>
+          <w:color w:val="1F3A6B"/>
+          <w:sz w:val="19"/>
+          <w:szCs w:val="19"/>
+        </w:rPr>
+        <w:t xml:space="preserve">telegram_bot_token</w:t>
+      </w:r>
+      <w:r>
+        <w:t xml:space="preserve">, commit, push, deploy (manual install: </w:t>
       </w:r>
       <w:r>
         <w:rPr>
@@ -2350,7 +2441,7 @@
         <w:t xml:space="preserve">secrets/telegram_bot_token.txt</w:t>
       </w:r>
       <w:r>
-        <w:t xml:space="preserve"> and restart Alertmanager.</w:t>
+        <w:t xml:space="preserve">, then restart Alertmanager).</w:t>
       </w:r>
     </w:p>
     <w:p>
@@ -2583,7 +2674,67 @@
         <w:spacing w:after="80"/>
       </w:pPr>
       <w:r>
-        <w:t xml:space="preserve">Token in </w:t>
+        <w:t xml:space="preserve">In the site folder: the token as </w:t>
+      </w:r>
+      <w:r>
+        <w:rPr>
+          <w:rFonts w:ascii="Consolas" w:cs="Consolas" w:eastAsia="Consolas" w:hAnsi="Consolas"/>
+          <w:color w:val="1F3A6B"/>
+          <w:sz w:val="19"/>
+          <w:szCs w:val="19"/>
+        </w:rPr>
+        <w:t xml:space="preserve">whatsapp_access_token</w:t>
+      </w:r>
+      <w:r>
+        <w:t xml:space="preserve"> and the recipients (digits only, country code, no '+') as </w:t>
+      </w:r>
+      <w:r>
+        <w:rPr>
+          <w:rFonts w:ascii="Consolas" w:cs="Consolas" w:eastAsia="Consolas" w:hAnsi="Consolas"/>
+          <w:color w:val="1F3A6B"/>
+          <w:sz w:val="19"/>
+          <w:szCs w:val="19"/>
+        </w:rPr>
+        <w:t xml:space="preserve">whatsapp_recipients</w:t>
+      </w:r>
+      <w:r>
+        <w:t xml:space="preserve"> in the vault; </w:t>
+      </w:r>
+      <w:r>
+        <w:rPr>
+          <w:rFonts w:ascii="Consolas" w:cs="Consolas" w:eastAsia="Consolas" w:hAnsi="Consolas"/>
+          <w:color w:val="1F3A6B"/>
+          <w:sz w:val="19"/>
+          <w:szCs w:val="19"/>
+        </w:rPr>
+        <w:t xml:space="preserve">whatsapp_phone_number_id</w:t>
+      </w:r>
+      <w:r>
+        <w:t xml:space="preserve"> and </w:t>
+      </w:r>
+      <w:r>
+        <w:rPr>
+          <w:rFonts w:ascii="Consolas" w:cs="Consolas" w:eastAsia="Consolas" w:hAnsi="Consolas"/>
+          <w:color w:val="1F3A6B"/>
+          <w:sz w:val="19"/>
+          <w:szCs w:val="19"/>
+        </w:rPr>
+        <w:t xml:space="preserve">whatsapp_mode</w:t>
+      </w:r>
+      <w:r>
+        <w:t xml:space="preserve"> in </w:t>
+      </w:r>
+      <w:r>
+        <w:rPr>
+          <w:rFonts w:ascii="Consolas" w:cs="Consolas" w:eastAsia="Consolas" w:hAnsi="Consolas"/>
+          <w:color w:val="1F3A6B"/>
+          <w:sz w:val="19"/>
+          <w:szCs w:val="19"/>
+        </w:rPr>
+        <w:t xml:space="preserve">vars.yml</w:t>
+      </w:r>
+      <w:r>
+        <w:t xml:space="preserve"> (manual install: </w:t>
       </w:r>
       <w:r>
         <w:rPr>
@@ -2595,18 +2746,6 @@
         <w:t xml:space="preserve">secrets/whatsapp_access_token.txt</w:t>
       </w:r>
       <w:r>
-        <w:t xml:space="preserve">; </w:t>
-      </w:r>
-      <w:r>
-        <w:rPr>
-          <w:rFonts w:ascii="Consolas" w:cs="Consolas" w:eastAsia="Consolas" w:hAnsi="Consolas"/>
-          <w:color w:val="1F3A6B"/>
-          <w:sz w:val="19"/>
-          <w:szCs w:val="19"/>
-        </w:rPr>
-        <w:t xml:space="preserve">WHATSAPP_PHONE_NUMBER_ID</w:t>
-      </w:r>
-      <w:r>
         <w:t xml:space="preserve"> and </w:t>
       </w:r>
       <w:r>
@@ -2616,22 +2755,10 @@
           <w:sz w:val="19"/>
           <w:szCs w:val="19"/>
         </w:rPr>
-        <w:t xml:space="preserve">WHATSAPP_RECIPIENTS</w:t>
-      </w:r>
-      <w:r>
-        <w:t xml:space="preserve"> (digits only, country code, no '+') in </w:t>
-      </w:r>
-      <w:r>
-        <w:rPr>
-          <w:rFonts w:ascii="Consolas" w:cs="Consolas" w:eastAsia="Consolas" w:hAnsi="Consolas"/>
-          <w:color w:val="1F3A6B"/>
-          <w:sz w:val="19"/>
-          <w:szCs w:val="19"/>
-        </w:rPr>
         <w:t xml:space="preserve">.env</w:t>
       </w:r>
       <w:r>
-        <w:t xml:space="preserve">. Start with one recipient.</w:t>
+        <w:t xml:space="preserve">). Start with one recipient.</w:t>
       </w:r>
     </w:p>
     <w:p>
@@ -2882,79 +3009,79 @@
         <w:spacing w:after="120"/>
       </w:pPr>
       <w:r>
-        <w:t xml:space="preserve">How a change reaches the production server: edit on a branch, merge to main, then run </w:t>
-      </w:r>
-      <w:r>
-        <w:rPr>
-          <w:rFonts w:ascii="Consolas" w:cs="Consolas" w:eastAsia="Consolas" w:hAnsi="Consolas"/>
-          <w:color w:val="1F3A6B"/>
-          <w:sz w:val="19"/>
-          <w:szCs w:val="19"/>
-        </w:rPr>
-        <w:t xml:space="preserve">scripts/deploy.sh</w:t>
-      </w:r>
-      <w:r>
-        <w:t xml:space="preserve"> from the laptop (docs/ANSIBLE.md). It checks everything first, then reloads or restarts only what changed; </w:t>
-      </w:r>
-      <w:r>
-        <w:rPr>
-          <w:rFonts w:ascii="Consolas" w:cs="Consolas" w:eastAsia="Consolas" w:hAnsi="Consolas"/>
-          <w:color w:val="1F3A6B"/>
-          <w:sz w:val="19"/>
-          <w:szCs w:val="19"/>
-        </w:rPr>
-        <w:t xml:space="preserve">scripts/deploy.sh --check</w:t>
-      </w:r>
-      <w:r>
-        <w:t xml:space="preserve"> previews it. Secrets (</w:t>
-      </w:r>
-      <w:r>
-        <w:rPr>
-          <w:rFonts w:ascii="Consolas" w:cs="Consolas" w:eastAsia="Consolas" w:hAnsi="Consolas"/>
-          <w:color w:val="1F3A6B"/>
-          <w:sz w:val="19"/>
-          <w:szCs w:val="19"/>
-        </w:rPr>
-        <w:t xml:space="preserve">secrets/...</w:t>
-      </w:r>
-      <w:r>
-        <w:t xml:space="preserve">, </w:t>
-      </w:r>
-      <w:r>
-        <w:rPr>
-          <w:rFonts w:ascii="Consolas" w:cs="Consolas" w:eastAsia="Consolas" w:hAnsi="Consolas"/>
-          <w:color w:val="1F3A6B"/>
-          <w:sz w:val="19"/>
-          <w:szCs w:val="19"/>
-        </w:rPr>
-        <w:t xml:space="preserve">.env</w:t>
-      </w:r>
-      <w:r>
-        <w:t xml:space="preserve">) live in the encrypted </w:t>
-      </w:r>
-      <w:r>
-        <w:rPr>
-          <w:rFonts w:ascii="Consolas" w:cs="Consolas" w:eastAsia="Consolas" w:hAnsi="Consolas"/>
-          <w:color w:val="1F3A6B"/>
-          <w:sz w:val="19"/>
-          <w:szCs w:val="19"/>
-        </w:rPr>
-        <w:t xml:space="preserve">ansible/secrets.yml</w:t>
-      </w:r>
-      <w:r>
-        <w:t xml:space="preserve">: change them with </w:t>
-      </w:r>
-      <w:r>
-        <w:rPr>
-          <w:rFonts w:ascii="Consolas" w:cs="Consolas" w:eastAsia="Consolas" w:hAnsi="Consolas"/>
-          <w:color w:val="1F3A6B"/>
-          <w:sz w:val="19"/>
-          <w:szCs w:val="19"/>
-        </w:rPr>
-        <w:t xml:space="preserve">scripts/edit-secrets.sh</w:t>
-      </w:r>
-      <w:r>
-        <w:t xml:space="preserve">, then deploy.</w:t>
+        <w:t xml:space="preserve">How a change reaches the production server: product changes (rules, dashboards) go on a branch of this repository and are merged to main; site changes (devices, credentials, Telegram group) are committed and pushed in the ISP's site repository. Then run </w:t>
+      </w:r>
+      <w:r>
+        <w:rPr>
+          <w:rFonts w:ascii="Consolas" w:cs="Consolas" w:eastAsia="Consolas" w:hAnsi="Consolas"/>
+          <w:color w:val="1F3A6B"/>
+          <w:sz w:val="19"/>
+          <w:szCs w:val="19"/>
+        </w:rPr>
+        <w:t xml:space="preserve">scripts/deploy.sh --site &lt;site&gt;</w:t>
+      </w:r>
+      <w:r>
+        <w:t xml:space="preserve"> from the laptop (docs/ANSIBLE.md, Installation Manual). It checks everything first, then reloads or restarts only what changed; add </w:t>
+      </w:r>
+      <w:r>
+        <w:rPr>
+          <w:rFonts w:ascii="Consolas" w:cs="Consolas" w:eastAsia="Consolas" w:hAnsi="Consolas"/>
+          <w:color w:val="1F3A6B"/>
+          <w:sz w:val="19"/>
+          <w:szCs w:val="19"/>
+        </w:rPr>
+        <w:t xml:space="preserve">--check</w:t>
+      </w:r>
+      <w:r>
+        <w:t xml:space="preserve"> to preview. Secrets are changed with </w:t>
+      </w:r>
+      <w:r>
+        <w:rPr>
+          <w:rFonts w:ascii="Consolas" w:cs="Consolas" w:eastAsia="Consolas" w:hAnsi="Consolas"/>
+          <w:color w:val="1F3A6B"/>
+          <w:sz w:val="19"/>
+          <w:szCs w:val="19"/>
+        </w:rPr>
+        <w:t xml:space="preserve">scripts/edit-secrets.sh --site &lt;site&gt;</w:t>
+      </w:r>
+      <w:r>
+        <w:t xml:space="preserve">. </w:t>
+      </w:r>
+      <w:r>
+        <w:rPr>
+          <w:rFonts w:ascii="Consolas" w:cs="Consolas" w:eastAsia="Consolas" w:hAnsi="Consolas"/>
+          <w:color w:val="1F3A6B"/>
+          <w:sz w:val="19"/>
+          <w:szCs w:val="19"/>
+        </w:rPr>
+        <w:t xml:space="preserve">&lt;site&gt;</w:t>
+      </w:r>
+      <w:r>
+        <w:t xml:space="preserve"> is the site folder's path; </w:t>
+      </w:r>
+      <w:r>
+        <w:rPr>
+          <w:rFonts w:ascii="Consolas" w:cs="Consolas" w:eastAsia="Consolas" w:hAnsi="Consolas"/>
+          <w:color w:val="1F3A6B"/>
+          <w:sz w:val="19"/>
+          <w:szCs w:val="19"/>
+        </w:rPr>
+        <w:t xml:space="preserve">export ISP_OBS_SITE=&lt;path&gt;</w:t>
+      </w:r>
+      <w:r>
+        <w:t xml:space="preserve"> once per terminal lets you leave </w:t>
+      </w:r>
+      <w:r>
+        <w:rPr>
+          <w:rFonts w:ascii="Consolas" w:cs="Consolas" w:eastAsia="Consolas" w:hAnsi="Consolas"/>
+          <w:color w:val="1F3A6B"/>
+          <w:sz w:val="19"/>
+          <w:szCs w:val="19"/>
+        </w:rPr>
+        <w:t xml:space="preserve">--site</w:t>
+      </w:r>
+      <w:r>
+        <w:t xml:space="preserve"> out.</w:t>
       </w:r>
     </w:p>
     <w:p>
@@ -2974,7 +3101,7 @@
         <w:t xml:space="preserve">docker compose restart ...</w:t>
       </w:r>
       <w:r>
-        <w:t xml:space="preserve"> steps below are what the deploy does for you; run them by hand only on a manual install, after validating (section 9).</w:t>
+        <w:t xml:space="preserve"> steps below are what the deploy does for you; they apply by hand only to a manual install, after validating (section 9).</w:t>
       </w:r>
     </w:p>
     <w:p>
@@ -2995,7 +3122,43 @@
         <w:spacing w:after="80"/>
       </w:pPr>
       <w:r>
-        <w:t xml:space="preserve">Add its IP and labels (site, role, router, wan_ifname, and </w:t>
+        <w:t xml:space="preserve">POP router (the PPPoE server): one entry under </w:t>
+      </w:r>
+      <w:r>
+        <w:rPr>
+          <w:rFonts w:ascii="Consolas" w:cs="Consolas" w:eastAsia="Consolas" w:hAnsi="Consolas"/>
+          <w:color w:val="1F3A6B"/>
+          <w:sz w:val="19"/>
+          <w:szCs w:val="19"/>
+        </w:rPr>
+        <w:t xml:space="preserve">pops:</w:t>
+      </w:r>
+      <w:r>
+        <w:t xml:space="preserve"> in the site's </w:t>
+      </w:r>
+      <w:r>
+        <w:rPr>
+          <w:rFonts w:ascii="Consolas" w:cs="Consolas" w:eastAsia="Consolas" w:hAnsi="Consolas"/>
+          <w:color w:val="1F3A6B"/>
+          <w:sz w:val="19"/>
+          <w:szCs w:val="19"/>
+        </w:rPr>
+        <w:t xml:space="preserve">vars.yml</w:t>
+      </w:r>
+      <w:r>
+        <w:t xml:space="preserve"> (name, IP, </w:t>
+      </w:r>
+      <w:r>
+        <w:rPr>
+          <w:rFonts w:ascii="Consolas" w:cs="Consolas" w:eastAsia="Consolas" w:hAnsi="Consolas"/>
+          <w:color w:val="1F3A6B"/>
+          <w:sz w:val="19"/>
+          <w:szCs w:val="19"/>
+        </w:rPr>
+        <w:t xml:space="preserve">wan_ifname</w:t>
+      </w:r>
+      <w:r>
+        <w:t xml:space="preserve">, </w:t>
       </w:r>
       <w:r>
         <w:rPr>
@@ -3007,19 +3170,31 @@
         <w:t xml:space="preserve">auth</w:t>
       </w:r>
       <w:r>
-        <w:t xml:space="preserve"> if it uses SNMPv3) to </w:t>
-      </w:r>
-      <w:r>
-        <w:rPr>
-          <w:rFonts w:ascii="Consolas" w:cs="Consolas" w:eastAsia="Consolas" w:hAnsi="Consolas"/>
-          <w:color w:val="1F3A6B"/>
-          <w:sz w:val="19"/>
-          <w:szCs w:val="19"/>
-        </w:rPr>
-        <w:t xml:space="preserve">prometheus/targets/mikrotik-routers.yml</w:t>
-      </w:r>
-      <w:r>
-        <w:t xml:space="preserve">. Reloaded within a minute.</w:t>
+        <w:t xml:space="preserve">). Its SNMP target, its RouterOS API entry and the check for its API login are all generated from that one entry; add the read-only login under </w:t>
+      </w:r>
+      <w:r>
+        <w:rPr>
+          <w:rFonts w:ascii="Consolas" w:cs="Consolas" w:eastAsia="Consolas" w:hAnsi="Consolas"/>
+          <w:color w:val="1F3A6B"/>
+          <w:sz w:val="19"/>
+          <w:szCs w:val="19"/>
+        </w:rPr>
+        <w:t xml:space="preserve">routeros_api_logins</w:t>
+      </w:r>
+      <w:r>
+        <w:t xml:space="preserve"> in the vault, same name. Any other MikroTik goes under </w:t>
+      </w:r>
+      <w:r>
+        <w:rPr>
+          <w:rFonts w:ascii="Consolas" w:cs="Consolas" w:eastAsia="Consolas" w:hAnsi="Consolas"/>
+          <w:color w:val="1F3A6B"/>
+          <w:sz w:val="19"/>
+          <w:szCs w:val="19"/>
+        </w:rPr>
+        <w:t xml:space="preserve">snmp_only_routers:</w:t>
+      </w:r>
+      <w:r>
+        <w:t xml:space="preserve"> (never polled over the API).</w:t>
       </w:r>
     </w:p>
     <w:p>
@@ -3032,7 +3207,19 @@
         <w:spacing w:after="80"/>
       </w:pPr>
       <w:r>
-        <w:t xml:space="preserve">For subscriber data: an entry in </w:t>
+        <w:t xml:space="preserve">Commit and push the site, deploy. (Manual install: </w:t>
+      </w:r>
+      <w:r>
+        <w:rPr>
+          <w:rFonts w:ascii="Consolas" w:cs="Consolas" w:eastAsia="Consolas" w:hAnsi="Consolas"/>
+          <w:color w:val="1F3A6B"/>
+          <w:sz w:val="19"/>
+          <w:szCs w:val="19"/>
+        </w:rPr>
+        <w:t xml:space="preserve">prometheus/targets/mikrotik-routers.yml</w:t>
+      </w:r>
+      <w:r>
+        <w:t xml:space="preserve">, </w:t>
       </w:r>
       <w:r>
         <w:rPr>
@@ -3044,7 +3231,7 @@
         <w:t xml:space="preserve">routeros_exporter/config.yml</w:t>
       </w:r>
       <w:r>
-        <w:t xml:space="preserve"> (name = the router label) and a read-only API user in </w:t>
+        <w:t xml:space="preserve"> and </w:t>
       </w:r>
       <w:r>
         <w:rPr>
@@ -3056,7 +3243,7 @@
         <w:t xml:space="preserve">secrets/routeros_api_credentials.json</w:t>
       </w:r>
       <w:r>
-        <w:t xml:space="preserve"> under the same name; then </w:t>
+        <w:t xml:space="preserve">, names identical; </w:t>
       </w:r>
       <w:r>
         <w:rPr>
@@ -3068,7 +3255,7 @@
         <w:t xml:space="preserve">docker compose restart routeros-exporter</w:t>
       </w:r>
       <w:r>
-        <w:t xml:space="preserve">.</w:t>
+        <w:t xml:space="preserve">.)</w:t>
       </w:r>
     </w:p>
     <w:p>
@@ -3111,22 +3298,58 @@
           <w:sz w:val="19"/>
           <w:szCs w:val="19"/>
         </w:rPr>
+        <w:t xml:space="preserve">ptp_links:</w:t>
+      </w:r>
+      <w:r>
+        <w:t xml:space="preserve"> in the site's </w:t>
+      </w:r>
+      <w:r>
+        <w:rPr>
+          <w:rFonts w:ascii="Consolas" w:cs="Consolas" w:eastAsia="Consolas" w:hAnsi="Consolas"/>
+          <w:color w:val="1F3A6B"/>
+          <w:sz w:val="19"/>
+          <w:szCs w:val="19"/>
+        </w:rPr>
+        <w:t xml:space="preserve">vars.yml</w:t>
+      </w:r>
+      <w:r>
+        <w:t xml:space="preserve"> (endpoints, vendor and </w:t>
+      </w:r>
+      <w:r>
+        <w:rPr>
+          <w:rFonts w:ascii="Consolas" w:cs="Consolas" w:eastAsia="Consolas" w:hAnsi="Consolas"/>
+          <w:color w:val="1F3A6B"/>
+          <w:sz w:val="19"/>
+          <w:szCs w:val="19"/>
+        </w:rPr>
+        <w:t xml:space="preserve">auth</w:t>
+      </w:r>
+      <w:r>
+        <w:t xml:space="preserve">). Sectors: </w:t>
+      </w:r>
+      <w:r>
+        <w:rPr>
+          <w:rFonts w:ascii="Consolas" w:cs="Consolas" w:eastAsia="Consolas" w:hAnsi="Consolas"/>
+          <w:color w:val="1F3A6B"/>
+          <w:sz w:val="19"/>
+          <w:szCs w:val="19"/>
+        </w:rPr>
+        <w:t xml:space="preserve">sectors:</w:t>
+      </w:r>
+      <w:r>
+        <w:t xml:space="preserve">. Commit, push, deploy: a Prometheus reload, no restart. (Manual install: </w:t>
+      </w:r>
+      <w:r>
+        <w:rPr>
+          <w:rFonts w:ascii="Consolas" w:cs="Consolas" w:eastAsia="Consolas" w:hAnsi="Consolas"/>
+          <w:color w:val="1F3A6B"/>
+          <w:sz w:val="19"/>
+          <w:szCs w:val="19"/>
+        </w:rPr>
         <w:t xml:space="preserve">prometheus/targets/links.yml</w:t>
       </w:r>
       <w:r>
-        <w:t xml:space="preserve"> (endpoints, module and </w:t>
-      </w:r>
-      <w:r>
-        <w:rPr>
-          <w:rFonts w:ascii="Consolas" w:cs="Consolas" w:eastAsia="Consolas" w:hAnsi="Consolas"/>
-          <w:color w:val="1F3A6B"/>
-          <w:sz w:val="19"/>
-          <w:szCs w:val="19"/>
-        </w:rPr>
-        <w:t xml:space="preserve">auth</w:t>
-      </w:r>
-      <w:r>
-        <w:t xml:space="preserve">). Sectors: </w:t>
+        <w:t xml:space="preserve">, </w:t>
       </w:r>
       <w:r>
         <w:rPr>
@@ -3138,7 +3361,7 @@
         <w:t xml:space="preserve">prometheus/targets/mikrotik-sectors.yml</w:t>
       </w:r>
       <w:r>
-        <w:t xml:space="preserve">.</w:t>
+        <w:t xml:space="preserve">.)</w:t>
       </w:r>
     </w:p>
     <w:p>
@@ -3509,26 +3732,19 @@
         <w:spacing w:after="120"/>
       </w:pPr>
       <w:r>
-        <w:rPr>
-          <w:b/>
-          <w:bCs/>
-        </w:rPr>
-        <w:t xml:space="preserve">ISP policy: SNMPv3 only.</w:t>
-      </w:r>
-      <w:r>
-        <w:t xml:space="preserve"> Full guide: </w:t>
-      </w:r>
-      <w:r>
-        <w:rPr>
-          <w:rFonts w:ascii="Consolas" w:cs="Consolas" w:eastAsia="Consolas" w:hAnsi="Consolas"/>
-          <w:color w:val="1F3A6B"/>
-          <w:sz w:val="19"/>
-          <w:szCs w:val="19"/>
-        </w:rPr>
-        <w:t xml:space="preserve">docs/snmpv3.md</w:t>
-      </w:r>
-      <w:r>
-        <w:t xml:space="preserve">. v3 users live in </w:t>
+        <w:t xml:space="preserve">ISP policy: SNMPv3 only. Full guide: docs/snmpv3.md. v3 users live in the site vault under </w:t>
+      </w:r>
+      <w:r>
+        <w:rPr>
+          <w:rFonts w:ascii="Consolas" w:cs="Consolas" w:eastAsia="Consolas" w:hAnsi="Consolas"/>
+          <w:color w:val="1F3A6B"/>
+          <w:sz w:val="19"/>
+          <w:szCs w:val="19"/>
+        </w:rPr>
+        <w:t xml:space="preserve">snmpv3_users</w:t>
+      </w:r>
+      <w:r>
+        <w:t xml:space="preserve"> (the deploy writes </w:t>
       </w:r>
       <w:r>
         <w:rPr>
@@ -3540,19 +3756,7 @@
         <w:t xml:space="preserve">secrets/snmp_auths.yml</w:t>
       </w:r>
       <w:r>
-        <w:t xml:space="preserve"> (gitignored), loaded next to </w:t>
-      </w:r>
-      <w:r>
-        <w:rPr>
-          <w:rFonts w:ascii="Consolas" w:cs="Consolas" w:eastAsia="Consolas" w:hAnsi="Consolas"/>
-          <w:color w:val="1F3A6B"/>
-          <w:sz w:val="19"/>
-          <w:szCs w:val="19"/>
-        </w:rPr>
-        <w:t xml:space="preserve">snmp_exporter/snmp.yml</w:t>
-      </w:r>
-      <w:r>
-        <w:t xml:space="preserve">; a target selects one with its </w:t>
+        <w:t xml:space="preserve">); a device selects one with its </w:t>
       </w:r>
       <w:r>
         <w:rPr>
@@ -3564,7 +3768,7 @@
         <w:t xml:space="preserve">auth</w:t>
       </w:r>
       <w:r>
-        <w:t xml:space="preserve"> label.</w:t>
+        <w:t xml:space="preserve">.</w:t>
       </w:r>
     </w:p>
     <w:p>
@@ -3590,7 +3794,55 @@
         <w:spacing w:after="80"/>
       </w:pPr>
       <w:r>
-        <w:t xml:space="preserve">Fill in the matching entry in </w:t>
+        <w:t xml:space="preserve">Add the user under </w:t>
+      </w:r>
+      <w:r>
+        <w:rPr>
+          <w:rFonts w:ascii="Consolas" w:cs="Consolas" w:eastAsia="Consolas" w:hAnsi="Consolas"/>
+          <w:color w:val="1F3A6B"/>
+          <w:sz w:val="19"/>
+          <w:szCs w:val="19"/>
+        </w:rPr>
+        <w:t xml:space="preserve">snmpv3_users</w:t>
+      </w:r>
+      <w:r>
+        <w:t xml:space="preserve"> (</w:t>
+      </w:r>
+      <w:r>
+        <w:rPr>
+          <w:rFonts w:ascii="Consolas" w:cs="Consolas" w:eastAsia="Consolas" w:hAnsi="Consolas"/>
+          <w:color w:val="1F3A6B"/>
+          <w:sz w:val="19"/>
+          <w:szCs w:val="19"/>
+        </w:rPr>
+        <w:t xml:space="preserve">scripts/edit-secrets.sh --site &lt;site&gt;</w:t>
+      </w:r>
+      <w:r>
+        <w:t xml:space="preserve">), set the device's </w:t>
+      </w:r>
+      <w:r>
+        <w:rPr>
+          <w:rFonts w:ascii="Consolas" w:cs="Consolas" w:eastAsia="Consolas" w:hAnsi="Consolas"/>
+          <w:color w:val="1F3A6B"/>
+          <w:sz w:val="19"/>
+          <w:szCs w:val="19"/>
+        </w:rPr>
+        <w:t xml:space="preserve">auth</w:t>
+      </w:r>
+      <w:r>
+        <w:t xml:space="preserve"> to its name in </w:t>
+      </w:r>
+      <w:r>
+        <w:rPr>
+          <w:rFonts w:ascii="Consolas" w:cs="Consolas" w:eastAsia="Consolas" w:hAnsi="Consolas"/>
+          <w:color w:val="1F3A6B"/>
+          <w:sz w:val="19"/>
+          <w:szCs w:val="19"/>
+        </w:rPr>
+        <w:t xml:space="preserve">vars.yml</w:t>
+      </w:r>
+      <w:r>
+        <w:t xml:space="preserve">, commit, push, deploy. (Manual install: </w:t>
       </w:r>
       <w:r>
         <w:rPr>
@@ -3614,7 +3866,7 @@
         <w:t xml:space="preserve">docker compose restart snmp-exporter</w:t>
       </w:r>
       <w:r>
-        <w:t xml:space="preserve">.</w:t>
+        <w:t xml:space="preserve">.)</w:t>
       </w:r>
     </w:p>
     <w:p>
@@ -4002,19 +4254,31 @@
         <w:spacing w:after="120"/>
       </w:pPr>
       <w:r>
-        <w:t xml:space="preserve">Edit </w:t>
-      </w:r>
-      <w:r>
-        <w:rPr>
-          <w:rFonts w:ascii="Consolas" w:cs="Consolas" w:eastAsia="Consolas" w:hAnsi="Consolas"/>
-          <w:color w:val="1F3A6B"/>
-          <w:sz w:val="19"/>
-          <w:szCs w:val="19"/>
-        </w:rPr>
-        <w:t xml:space="preserve">prometheus/targets/vantage-points.yml</w:t>
-      </w:r>
-      <w:r>
-        <w:t xml:space="preserve">: the production server's default gateway (the POP router) and optionally a public address. MonitoringVantageLost fires only when every listed target is unreachable.</w:t>
+        <w:t xml:space="preserve">Set </w:t>
+      </w:r>
+      <w:r>
+        <w:rPr>
+          <w:rFonts w:ascii="Consolas" w:cs="Consolas" w:eastAsia="Consolas" w:hAnsi="Consolas"/>
+          <w:color w:val="1F3A6B"/>
+          <w:sz w:val="19"/>
+          <w:szCs w:val="19"/>
+        </w:rPr>
+        <w:t xml:space="preserve">vantage_points:</w:t>
+      </w:r>
+      <w:r>
+        <w:t xml:space="preserve"> in the site's </w:t>
+      </w:r>
+      <w:r>
+        <w:rPr>
+          <w:rFonts w:ascii="Consolas" w:cs="Consolas" w:eastAsia="Consolas" w:hAnsi="Consolas"/>
+          <w:color w:val="1F3A6B"/>
+          <w:sz w:val="19"/>
+          <w:szCs w:val="19"/>
+        </w:rPr>
+        <w:t xml:space="preserve">vars.yml</w:t>
+      </w:r>
+      <w:r>
+        <w:t xml:space="preserve">: the production server's default gateway (the POP router) and optionally a public address such as 1.1.1.1. MonitoringVantageLost fires only when every listed target is unreachable.</w:t>
       </w:r>
     </w:p>
     <w:p>
@@ -4342,7 +4606,7 @@
               <w:t xml:space="preserve">docker compose logs alertmanager</w:t>
             </w:r>
             <w:r>
-              <w:t xml:space="preserve">; check the bot token and </w:t>
+              <w:t xml:space="preserve">; check the bot token (site vault) and </w:t>
             </w:r>
             <w:r>
               <w:rPr>
@@ -4351,10 +4615,22 @@
                 <w:sz w:val="19"/>
                 <w:szCs w:val="19"/>
               </w:rPr>
-              <w:t xml:space="preserve">noc_chat_id</w:t>
-            </w:r>
-            <w:r>
-              <w:t xml:space="preserve">; AlertDeliveryFailing; Notifications panel on Server Health.</w:t>
+              <w:t xml:space="preserve">telegram_chat_id</w:t>
+            </w:r>
+            <w:r>
+              <w:t xml:space="preserve"> (site </w:t>
+            </w:r>
+            <w:r>
+              <w:rPr>
+                <w:rFonts w:ascii="Consolas" w:cs="Consolas" w:eastAsia="Consolas" w:hAnsi="Consolas"/>
+                <w:color w:val="1F3A6B"/>
+                <w:sz w:val="19"/>
+                <w:szCs w:val="19"/>
+              </w:rPr>
+              <w:t xml:space="preserve">vars.yml</w:t>
+            </w:r>
+            <w:r>
+              <w:t xml:space="preserve">); AlertDeliveryFailing; Notifications panel on Server Health.</w:t>
             </w:r>
           </w:p>
         </w:tc>
@@ -4406,6 +4682,9 @@
             </w:tcMar>
           </w:tcPr>
           <w:p>
+            <w:r>
+              <w:t xml:space="preserve">Deploy again (it sets the modes). Manual install: </w:t>
+            </w:r>
             <w:r>
               <w:rPr>
                 <w:rFonts w:ascii="Consolas" w:cs="Consolas" w:eastAsia="Consolas" w:hAnsi="Consolas"/>
@@ -4546,10 +4825,34 @@
                 <w:sz w:val="19"/>
                 <w:szCs w:val="19"/>
               </w:rPr>
-              <w:t xml:space="preserve">secrets/snmp_auths.yml</w:t>
-            </w:r>
-            <w:r>
-              <w:t xml:space="preserve">; test one request at a time.</w:t>
+              <w:t xml:space="preserve">snmpv3_users</w:t>
+            </w:r>
+            <w:r>
+              <w:t xml:space="preserve"> in the site vault (username, protocols </w:t>
+            </w:r>
+            <w:r>
+              <w:rPr>
+                <w:rFonts w:ascii="Consolas" w:cs="Consolas" w:eastAsia="Consolas" w:hAnsi="Consolas"/>
+                <w:color w:val="1F3A6B"/>
+                <w:sz w:val="19"/>
+                <w:szCs w:val="19"/>
+              </w:rPr>
+              <w:t xml:space="preserve">SHA</w:t>
+            </w:r>
+            <w:r>
+              <w:t xml:space="preserve">/</w:t>
+            </w:r>
+            <w:r>
+              <w:rPr>
+                <w:rFonts w:ascii="Consolas" w:cs="Consolas" w:eastAsia="Consolas" w:hAnsi="Consolas"/>
+                <w:color w:val="1F3A6B"/>
+                <w:sz w:val="19"/>
+                <w:szCs w:val="19"/>
+              </w:rPr>
+              <w:t xml:space="preserve">AES</w:t>
+            </w:r>
+            <w:r>
+              <w:t xml:space="preserve">, passwords); test one request at a time.</w:t>
             </w:r>
           </w:p>
         </w:tc>
@@ -4614,19 +4917,7 @@
               <w:t xml:space="preserve">docker compose logs snmp-exporter</w:t>
             </w:r>
             <w:r>
-              <w:t xml:space="preserve"> shows the error; fix </w:t>
-            </w:r>
-            <w:r>
-              <w:rPr>
-                <w:rFonts w:ascii="Consolas" w:cs="Consolas" w:eastAsia="Consolas" w:hAnsi="Consolas"/>
-                <w:color w:val="1F3A6B"/>
-                <w:sz w:val="19"/>
-                <w:szCs w:val="19"/>
-              </w:rPr>
-              <w:t xml:space="preserve">secrets/snmp_auths.yml</w:t>
-            </w:r>
-            <w:r>
-              <w:t xml:space="preserve">.</w:t>
+              <w:t xml:space="preserve"> shows the error; fix the user in the site vault and deploy.</w:t>
             </w:r>
           </w:p>
         </w:tc>
@@ -5206,16 +5497,43 @@
           </w:tcPr>
           <w:p>
             <w:r>
+              <w:t xml:space="preserve">The ISP's site folder: devices and settings (</w:t>
+            </w:r>
+            <w:r>
               <w:rPr>
                 <w:rFonts w:ascii="Consolas" w:cs="Consolas" w:eastAsia="Consolas" w:hAnsi="Consolas"/>
                 <w:color w:val="1F3A6B"/>
                 <w:sz w:val="19"/>
                 <w:szCs w:val="19"/>
               </w:rPr>
-              <w:t xml:space="preserve">ansible/secrets.yml: every secret, the .env settings and firewall ranges (manual install: secrets/, .env, routeros_exporter/config.yml)</w:t>
-            </w:r>
-            <w:r>
-              <w:t xml:space="preserve"> (Grafana, Telegram, RouterOS, WhatsApp, SNMPv3 users, heartbeat URL), </w:t>
+              <w:t xml:space="preserve">vars.yml</w:t>
+            </w:r>
+            <w:r>
+              <w:t xml:space="preserve">) and every secret (</w:t>
+            </w:r>
+            <w:r>
+              <w:rPr>
+                <w:rFonts w:ascii="Consolas" w:cs="Consolas" w:eastAsia="Consolas" w:hAnsi="Consolas"/>
+                <w:color w:val="1F3A6B"/>
+                <w:sz w:val="19"/>
+                <w:szCs w:val="19"/>
+              </w:rPr>
+              <w:t xml:space="preserve">vault.yml</w:t>
+            </w:r>
+            <w:r>
+              <w:t xml:space="preserve">, encrypted). Manual install: </w:t>
+            </w:r>
+            <w:r>
+              <w:rPr>
+                <w:rFonts w:ascii="Consolas" w:cs="Consolas" w:eastAsia="Consolas" w:hAnsi="Consolas"/>
+                <w:color w:val="1F3A6B"/>
+                <w:sz w:val="19"/>
+                <w:szCs w:val="19"/>
+              </w:rPr>
+              <w:t xml:space="preserve">secrets/</w:t>
+            </w:r>
+            <w:r>
+              <w:t xml:space="preserve">, </w:t>
             </w:r>
             <w:r>
               <w:rPr>
@@ -5238,6 +5556,9 @@
               </w:rPr>
               <w:t xml:space="preserve">routeros_exporter/config.yml</w:t>
             </w:r>
+            <w:r>
+              <w:t xml:space="preserve">.</w:t>
+            </w:r>
           </w:p>
         </w:tc>
         <w:tc>
@@ -5253,7 +5574,7 @@
           </w:tcPr>
           <w:p>
             <w:r>
-              <w:t xml:space="preserve">Committed to git encrypted; vault password in the password manager, not only on the laptop. Manual install: encrypted copy kept apart from the repository.</w:t>
+              <w:t xml:space="preserve">Its own private git repository, pushed after every change (the deploy refuses an unpushed site). Vault password in the password manager, not only on the laptop. Manual install: encrypted copy kept apart from the repository.</w:t>
             </w:r>
           </w:p>
         </w:tc>
@@ -5464,7 +5785,7 @@
         <w:spacing w:after="120"/>
       </w:pPr>
       <w:r>
-        <w:t xml:space="preserve">One command from the laptop installs everything. Step by step, with a table of every error and its fix: docs/ANSIBLE.md, "First production install".</w:t>
+        <w:t xml:space="preserve">One command from the laptop installs everything. Step by step, with acceptance tests and every error and its fix: the Installation Manual (docs folder) and docs/ANSIBLE.md.</w:t>
       </w:r>
     </w:p>
     <w:p>
@@ -5526,19 +5847,31 @@
         <w:t xml:space="preserve">ssh-copy-id</w:t>
       </w:r>
       <w:r>
-        <w:t xml:space="preserve"> to the server; </w:t>
-      </w:r>
-      <w:r>
-        <w:rPr>
-          <w:rFonts w:ascii="Consolas" w:cs="Consolas" w:eastAsia="Consolas" w:hAnsi="Consolas"/>
-          <w:color w:val="1F3A6B"/>
-          <w:sz w:val="19"/>
-          <w:szCs w:val="19"/>
-        </w:rPr>
-        <w:t xml:space="preserve">ansible/inventory.ini</w:t>
-      </w:r>
-      <w:r>
-        <w:t xml:space="preserve"> with its address; the vault password in the macOS Keychain.</w:t>
+        <w:t xml:space="preserve"> to the server; a site folder for this ISP (copy </w:t>
+      </w:r>
+      <w:r>
+        <w:rPr>
+          <w:rFonts w:ascii="Consolas" w:cs="Consolas" w:eastAsia="Consolas" w:hAnsi="Consolas"/>
+          <w:color w:val="1F3A6B"/>
+          <w:sz w:val="19"/>
+          <w:szCs w:val="19"/>
+        </w:rPr>
+        <w:t xml:space="preserve">inventories/example</w:t>
+      </w:r>
+      <w:r>
+        <w:t xml:space="preserve"> outside the repository, into its own private git repository) with the server in its </w:t>
+      </w:r>
+      <w:r>
+        <w:rPr>
+          <w:rFonts w:ascii="Consolas" w:cs="Consolas" w:eastAsia="Consolas" w:hAnsi="Consolas"/>
+          <w:color w:val="1F3A6B"/>
+          <w:sz w:val="19"/>
+          <w:szCs w:val="19"/>
+        </w:rPr>
+        <w:t xml:space="preserve">hosts.ini</w:t>
+      </w:r>
+      <w:r>
+        <w:t xml:space="preserve">; the vault password in the macOS Keychain.</w:t>
       </w:r>
     </w:p>
     <w:p>
@@ -5560,10 +5893,22 @@
           <w:sz w:val="19"/>
           <w:szCs w:val="19"/>
         </w:rPr>
-        <w:t xml:space="preserve">scripts/edit-secrets.sh</w:t>
-      </w:r>
-      <w:r>
-        <w:t xml:space="preserve"> (passwords, tokens, router logins, SNMPv3 users, firewall ranges) and the target files; commit, review, merge to main.</w:t>
+        <w:t xml:space="preserve">vars.yml</w:t>
+      </w:r>
+      <w:r>
+        <w:t xml:space="preserve"> (POP routers, sectors, links, vantage points, Telegram group, timezone, firewall ranges) and </w:t>
+      </w:r>
+      <w:r>
+        <w:rPr>
+          <w:rFonts w:ascii="Consolas" w:cs="Consolas" w:eastAsia="Consolas" w:hAnsi="Consolas"/>
+          <w:color w:val="1F3A6B"/>
+          <w:sz w:val="19"/>
+          <w:szCs w:val="19"/>
+        </w:rPr>
+        <w:t xml:space="preserve">scripts/edit-secrets.sh --site &lt;site&gt;</w:t>
+      </w:r>
+      <w:r>
+        <w:t xml:space="preserve"> (passwords, tokens, router logins, SNMPv3 users); commit and push the site repository.</w:t>
       </w:r>
     </w:p>
     <w:p>
@@ -5582,10 +5927,10 @@
           <w:sz w:val="19"/>
           <w:szCs w:val="19"/>
         </w:rPr>
-        <w:t xml:space="preserve">scripts/deploy.sh</w:t>
-      </w:r>
-      <w:r>
-        <w:t xml:space="preserve">. The first run takes 10-40 minutes (about 1.5 GB of downloads, retried if the link drops; Grafana's first start alone takes up to 5 minutes). It ends with a summary and a </w:t>
+        <w:t xml:space="preserve">scripts/deploy.sh --site &lt;site&gt;</w:t>
+      </w:r>
+      <w:r>
+        <w:t xml:space="preserve">. The first run takes 10-40 minutes (about 1.5 GB of downloads, retried if the link drops; Grafana's first start alone takes up to 5 minutes). It ends with a summary that names any device it cannot reach, and a </w:t>
       </w:r>
       <w:r>
         <w:rPr>
@@ -5597,7 +5942,7 @@
         <w:t xml:space="preserve">deploy-...</w:t>
       </w:r>
       <w:r>
-        <w:t xml:space="preserve"> tag; push the tag.</w:t>
+        <w:t xml:space="preserve"> tag in both repositories; push the tags.</w:t>
       </w:r>
     </w:p>
     <w:p>
@@ -5633,7 +5978,7 @@
           <w:sz w:val="18"/>
           <w:szCs w:val="18"/>
         </w:rPr>
-        <w:t xml:space="preserve"># Ansible install (from the laptop, on main)</w:t>
+        <w:t xml:space="preserve"># Ansible install (from the laptop, on main; &lt;site&gt; = the site folder)</w:t>
       </w:r>
     </w:p>
     <w:p>
@@ -5648,7 +5993,7 @@
           <w:sz w:val="18"/>
           <w:szCs w:val="18"/>
         </w:rPr>
-        <w:t xml:space="preserve">scripts/deploy.sh --check                # preview</w:t>
+        <w:t xml:space="preserve">scripts/deploy.sh --site &lt;site&gt; --check        # preview</w:t>
       </w:r>
     </w:p>
     <w:p>
@@ -5663,7 +6008,7 @@
           <w:sz w:val="18"/>
           <w:szCs w:val="18"/>
         </w:rPr>
-        <w:t xml:space="preserve">scripts/deploy.sh                        # release</w:t>
+        <w:t xml:space="preserve">scripts/deploy.sh --site &lt;site&gt;                # release</w:t>
       </w:r>
     </w:p>
     <w:p>
@@ -5678,7 +6023,7 @@
           <w:sz w:val="18"/>
           <w:szCs w:val="18"/>
         </w:rPr>
-        <w:t xml:space="preserve">scripts/deploy.sh deploy-2026-10-26-0915 # roll back to an earlier tag</w:t>
+        <w:t xml:space="preserve">scripts/deploy.sh --site &lt;site&gt; deploy-&lt;isp&gt;-2026-10-26-0915   # product back to a tag</w:t>
       </w:r>
     </w:p>
     <w:p>
@@ -5693,7 +6038,7 @@
           <w:sz w:val="18"/>
           <w:szCs w:val="18"/>
         </w:rPr>
-        <w:t xml:space="preserve"> </w:t>
+        <w:t xml:space="preserve">git -C &lt;site&gt; revert &lt;commit&gt; &amp;&amp; git -C &lt;site&gt; push  # site data back, then deploy</w:t>
       </w:r>
     </w:p>
     <w:p>
@@ -5708,7 +6053,7 @@
           <w:sz w:val="18"/>
           <w:szCs w:val="18"/>
         </w:rPr>
-        <w:t xml:space="preserve"># manual install (on the server)</w:t>
+        <w:t xml:space="preserve"> </w:t>
       </w:r>
     </w:p>
     <w:p>
@@ -5723,6 +6068,21 @@
           <w:sz w:val="18"/>
           <w:szCs w:val="18"/>
         </w:rPr>
+        <w:t xml:space="preserve"># manual install (on the server)</w:t>
+      </w:r>
+    </w:p>
+    <w:p>
+      <w:pPr>
+        <w:shd w:fill="F1F5F9" w:color="auto" w:val="clear"/>
+        <w:spacing w:before="0" w:after="0"/>
+        <w:ind w:left="120" w:right="120"/>
+      </w:pPr>
+      <w:r>
+        <w:rPr>
+          <w:rFonts w:ascii="Consolas" w:cs="Consolas" w:eastAsia="Consolas" w:hAnsi="Consolas"/>
+          <w:sz w:val="18"/>
+          <w:szCs w:val="18"/>
+        </w:rPr>
         <w:t xml:space="preserve">git pull &amp;&amp; docker compose config -q &amp;&amp; docker compose up -d --build</w:t>
       </w:r>
     </w:p>
@@ -5746,31 +6106,7 @@
         <w:spacing w:after="120"/>
       </w:pPr>
       <w:r>
-        <w:t xml:space="preserve">Rules, scrape config and retention are baked into the published Prometheus image (current: </w:t>
-      </w:r>
-      <w:r>
-        <w:rPr>
-          <w:rFonts w:ascii="Consolas" w:cs="Consolas" w:eastAsia="Consolas" w:hAnsi="Consolas"/>
-          <w:color w:val="1F3A6B"/>
-          <w:sz w:val="19"/>
-          <w:szCs w:val="19"/>
-        </w:rPr>
-        <w:t xml:space="preserve">chikere/isp-observability:v1.4</w:t>
-      </w:r>
-      <w:r>
-        <w:t xml:space="preserve">). After changing them, build and push a new tag before using </w:t>
-      </w:r>
-      <w:r>
-        <w:rPr>
-          <w:rFonts w:ascii="Consolas" w:cs="Consolas" w:eastAsia="Consolas" w:hAnsi="Consolas"/>
-          <w:color w:val="1F3A6B"/>
-          <w:sz w:val="19"/>
-          <w:szCs w:val="19"/>
-        </w:rPr>
-        <w:t xml:space="preserve">docker-compose.image.yml</w:t>
-      </w:r>
-      <w:r>
-        <w:t xml:space="preserve"> (DOCKER.md).</w:t>
+        <w:t xml:space="preserve">Rules, scrape config and retention are baked into the published Prometheus image (current: chikere/isp-observability:v1.4), with the example site's targets only. After changing them, build and push a new tag before using docker-compose.image.yml (DOCKER.md). The Ansible deploy does not use this image.</w:t>
       </w:r>
     </w:p>
     <w:p>
@@ -5786,31 +6122,31 @@
         <w:spacing w:after="120"/>
       </w:pPr>
       <w:r>
-        <w:t xml:space="preserve">Ansible install: prepare the new machine as in "Install the production server" step 1, point </w:t>
-      </w:r>
-      <w:r>
-        <w:rPr>
-          <w:rFonts w:ascii="Consolas" w:cs="Consolas" w:eastAsia="Consolas" w:hAnsi="Consolas"/>
-          <w:color w:val="1F3A6B"/>
-          <w:sz w:val="19"/>
-          <w:szCs w:val="19"/>
-        </w:rPr>
-        <w:t xml:space="preserve">ansible/inventory.ini</w:t>
-      </w:r>
-      <w:r>
-        <w:t xml:space="preserve"> at it and run </w:t>
-      </w:r>
-      <w:r>
-        <w:rPr>
-          <w:rFonts w:ascii="Consolas" w:cs="Consolas" w:eastAsia="Consolas" w:hAnsi="Consolas"/>
-          <w:color w:val="1F3A6B"/>
-          <w:sz w:val="19"/>
-          <w:szCs w:val="19"/>
-        </w:rPr>
-        <w:t xml:space="preserve">scripts/deploy.sh</w:t>
-      </w:r>
-      <w:r>
-        <w:t xml:space="preserve">; configuration and secrets come from git and the vault. Keep the Compose project name (</w:t>
+        <w:t xml:space="preserve">Ansible install: prepare the new machine as in "Install the production server" step 1, put its address in the site's </w:t>
+      </w:r>
+      <w:r>
+        <w:rPr>
+          <w:rFonts w:ascii="Consolas" w:cs="Consolas" w:eastAsia="Consolas" w:hAnsi="Consolas"/>
+          <w:color w:val="1F3A6B"/>
+          <w:sz w:val="19"/>
+          <w:szCs w:val="19"/>
+        </w:rPr>
+        <w:t xml:space="preserve">hosts.ini</w:t>
+      </w:r>
+      <w:r>
+        <w:t xml:space="preserve">, commit, push and run </w:t>
+      </w:r>
+      <w:r>
+        <w:rPr>
+          <w:rFonts w:ascii="Consolas" w:cs="Consolas" w:eastAsia="Consolas" w:hAnsi="Consolas"/>
+          <w:color w:val="1F3A6B"/>
+          <w:sz w:val="19"/>
+          <w:szCs w:val="19"/>
+        </w:rPr>
+        <w:t xml:space="preserve">scripts/deploy.sh --site &lt;site&gt;</w:t>
+      </w:r>
+      <w:r>
+        <w:t xml:space="preserve">; configuration and secrets come from the two repositories. Keep the Compose project name (</w:t>
       </w:r>
       <w:r>
         <w:rPr>
@@ -5820,6 +6156,18 @@
           <w:szCs w:val="19"/>
         </w:rPr>
         <w:t xml:space="preserve">compose_project</w:t>
+      </w:r>
+      <w:r>
+        <w:t xml:space="preserve"> in </w:t>
+      </w:r>
+      <w:r>
+        <w:rPr>
+          <w:rFonts w:ascii="Consolas" w:cs="Consolas" w:eastAsia="Consolas" w:hAnsi="Consolas"/>
+          <w:color w:val="1F3A6B"/>
+          <w:sz w:val="19"/>
+          <w:szCs w:val="19"/>
+        </w:rPr>
+        <w:t xml:space="preserve">vars.yml</w:t>
       </w:r>
       <w:r>
         <w:t xml:space="preserve">) when taking over an existing manual install, so its volumes and history are reused (docs/ANSIBLE.md).</w:t>
@@ -5884,31 +6232,31 @@
         <w:spacing w:after="80"/>
       </w:pPr>
       <w:r>
-        <w:t xml:space="preserve">Point </w:t>
-      </w:r>
-      <w:r>
-        <w:rPr>
-          <w:rFonts w:ascii="Consolas" w:cs="Consolas" w:eastAsia="Consolas" w:hAnsi="Consolas"/>
-          <w:color w:val="1F3A6B"/>
-          <w:sz w:val="19"/>
-          <w:szCs w:val="19"/>
-        </w:rPr>
-        <w:t xml:space="preserve">ansible/inventory.ini</w:t>
-      </w:r>
-      <w:r>
-        <w:t xml:space="preserve"> at it and run </w:t>
-      </w:r>
-      <w:r>
-        <w:rPr>
-          <w:rFonts w:ascii="Consolas" w:cs="Consolas" w:eastAsia="Consolas" w:hAnsi="Consolas"/>
-          <w:color w:val="1F3A6B"/>
-          <w:sz w:val="19"/>
-          <w:szCs w:val="19"/>
-        </w:rPr>
-        <w:t xml:space="preserve">scripts/deploy.sh</w:t>
-      </w:r>
-      <w:r>
-        <w:t xml:space="preserve">: Docker, firewall, secrets and the whole stack come back from git and the vault. (Manual install: Docker per INSTALL.md, </w:t>
+        <w:t xml:space="preserve">Put its address in the site's </w:t>
+      </w:r>
+      <w:r>
+        <w:rPr>
+          <w:rFonts w:ascii="Consolas" w:cs="Consolas" w:eastAsia="Consolas" w:hAnsi="Consolas"/>
+          <w:color w:val="1F3A6B"/>
+          <w:sz w:val="19"/>
+          <w:szCs w:val="19"/>
+        </w:rPr>
+        <w:t xml:space="preserve">hosts.ini</w:t>
+      </w:r>
+      <w:r>
+        <w:t xml:space="preserve"> and run </w:t>
+      </w:r>
+      <w:r>
+        <w:rPr>
+          <w:rFonts w:ascii="Consolas" w:cs="Consolas" w:eastAsia="Consolas" w:hAnsi="Consolas"/>
+          <w:color w:val="1F3A6B"/>
+          <w:sz w:val="19"/>
+          <w:szCs w:val="19"/>
+        </w:rPr>
+        <w:t xml:space="preserve">scripts/deploy.sh --site &lt;site&gt;</w:t>
+      </w:r>
+      <w:r>
+        <w:t xml:space="preserve">: Docker, firewall, secrets and the whole stack come back from git and the site folder. (Manual install: Docker per INSTALL.md, </w:t>
       </w:r>
       <w:r>
         <w:rPr>
@@ -5969,7 +6317,7 @@
         <w:spacing w:after="80"/>
       </w:pPr>
       <w:r>
-        <w:t xml:space="preserve">History is lost unless the volume archive is restored; configuration and alerts come back from git. The heartbeat turns green again on its own.</w:t>
+        <w:t xml:space="preserve">History is lost unless the volume archive is restored; configuration and alerts come back from git and the site folder. The heartbeat turns green again on its own.</w:t>
       </w:r>
     </w:p>
     <w:p>
@@ -5990,26 +6338,19 @@
         <w:spacing w:after="80"/>
       </w:pPr>
       <w:r>
-        <w:rPr>
-          <w:b/>
-          <w:bCs/>
-        </w:rPr>
-        <w:t xml:space="preserve">Rotate credentials</w:t>
-      </w:r>
-      <w:r>
-        <w:t xml:space="preserve"> when staff leave or a token is exposed: Grafana, Telegram bot (@BotFather), RouterOS API users, SNMPv3 users (device and </w:t>
-      </w:r>
-      <w:r>
-        <w:rPr>
-          <w:rFonts w:ascii="Consolas" w:cs="Consolas" w:eastAsia="Consolas" w:hAnsi="Consolas"/>
-          <w:color w:val="1F3A6B"/>
-          <w:sz w:val="19"/>
-          <w:szCs w:val="19"/>
-        </w:rPr>
-        <w:t xml:space="preserve">secrets/snmp_auths.yml</w:t>
-      </w:r>
-      <w:r>
-        <w:t xml:space="preserve">), WhatsApp token, heartbeat URL (regenerate the check's URL). Update the file and </w:t>
+        <w:t xml:space="preserve">Rotate credentials when staff leave or a token is exposed: Grafana, Telegram bot (@BotFather), RouterOS API users, SNMPv3 users (device and site vault), WhatsApp token, heartbeat URL (regenerate the check's URL). Change them with </w:t>
+      </w:r>
+      <w:r>
+        <w:rPr>
+          <w:rFonts w:ascii="Consolas" w:cs="Consolas" w:eastAsia="Consolas" w:hAnsi="Consolas"/>
+          <w:color w:val="1F3A6B"/>
+          <w:sz w:val="19"/>
+          <w:szCs w:val="19"/>
+        </w:rPr>
+        <w:t xml:space="preserve">scripts/edit-secrets.sh --site &lt;site&gt;</w:t>
+      </w:r>
+      <w:r>
+        <w:t xml:space="preserve">, commit, push, deploy; the deploy also resets the Grafana admin password. Manual install: update the file and </w:t>
       </w:r>
       <w:r>
         <w:rPr>
@@ -6021,7 +6362,7 @@
         <w:t xml:space="preserve">docker compose up -d &lt;service&gt;</w:t>
       </w:r>
       <w:r>
-        <w:t xml:space="preserve">. Grafana reads its password file only on first start: change an existing password in the UI or with </w:t>
+        <w:t xml:space="preserve">; Grafana reads its password file only on first start, so change an existing password in the UI or with </w:t>
       </w:r>
       <w:r>
         <w:rPr>
@@ -6212,7 +6553,7 @@
           <w:sz w:val="18"/>
           <w:szCs w:val="18"/>
         </w:rPr>
-        <w:t xml:space="preserve"># release, from the laptop (Ansible install)</w:t>
+        <w:t xml:space="preserve"># release, from the laptop (Ansible install; &lt;site&gt; = the site folder)</w:t>
       </w:r>
     </w:p>
     <w:p>
@@ -6227,7 +6568,7 @@
           <w:sz w:val="18"/>
           <w:szCs w:val="18"/>
         </w:rPr>
-        <w:t xml:space="preserve">scripts/deploy.sh --check                # preview, nothing touched</w:t>
+        <w:t xml:space="preserve">scripts/deploy.sh --site &lt;site&gt; --check        # preview, nothing touched</w:t>
       </w:r>
     </w:p>
     <w:p>
@@ -6242,7 +6583,7 @@
           <w:sz w:val="18"/>
           <w:szCs w:val="18"/>
         </w:rPr>
-        <w:t xml:space="preserve">scripts/deploy.sh                        # release main</w:t>
+        <w:t xml:space="preserve">scripts/deploy.sh --site &lt;site&gt;                # release main</w:t>
       </w:r>
     </w:p>
     <w:p>
@@ -6257,7 +6598,7 @@
           <w:sz w:val="18"/>
           <w:szCs w:val="18"/>
         </w:rPr>
-        <w:t xml:space="preserve">scripts/deploy.sh deploy-2026-10-26-0915 # roll back</w:t>
+        <w:t xml:space="preserve">scripts/deploy.sh --site &lt;site&gt; deploy-&lt;tag&gt;   # roll back</w:t>
       </w:r>
     </w:p>
     <w:p>
@@ -6272,7 +6613,22 @@
           <w:sz w:val="18"/>
           <w:szCs w:val="18"/>
         </w:rPr>
-        <w:t xml:space="preserve">scripts/edit-secrets.sh                  # change a secret, then commit + deploy</w:t>
+        <w:t xml:space="preserve">scripts/edit-secrets.sh --site &lt;site&gt;          # secret: then commit, push, deploy</w:t>
+      </w:r>
+    </w:p>
+    <w:p>
+      <w:pPr>
+        <w:shd w:fill="F1F5F9" w:color="auto" w:val="clear"/>
+        <w:spacing w:before="0" w:after="0"/>
+        <w:ind w:left="120" w:right="120"/>
+      </w:pPr>
+      <w:r>
+        <w:rPr>
+          <w:rFonts w:ascii="Consolas" w:cs="Consolas" w:eastAsia="Consolas" w:hAnsi="Consolas"/>
+          <w:sz w:val="18"/>
+          <w:szCs w:val="18"/>
+        </w:rPr>
+        <w:t xml:space="preserve">export ISP_OBS_SITE=&lt;site&gt;                 # then --site can be left out</w:t>
       </w:r>
     </w:p>
     <w:p>
@@ -7100,10 +7456,10 @@
                 <w:sz w:val="19"/>
                 <w:szCs w:val="19"/>
               </w:rPr>
-              <w:t xml:space="preserve">noc_chat_id</w:t>
-            </w:r>
-            <w:r>
-              <w:t xml:space="preserve">)</w:t>
+              <w:t xml:space="preserve">telegram_chat_id</w:t>
+            </w:r>
+            <w:r>
+              <w:t xml:space="preserve"> in the site's vars.yml)</w:t>
             </w:r>
           </w:p>
         </w:tc>
@@ -7217,7 +7573,16 @@
           </w:tcPr>
           <w:p>
             <w:r>
-              <w:t xml:space="preserve">Production gateway in vantage-points.yml</w:t>
+              <w:t xml:space="preserve">Production gateway in the site's </w:t>
+            </w:r>
+            <w:r>
+              <w:rPr>
+                <w:rFonts w:ascii="Consolas" w:cs="Consolas" w:eastAsia="Consolas" w:hAnsi="Consolas"/>
+                <w:color w:val="1F3A6B"/>
+                <w:sz w:val="19"/>
+                <w:szCs w:val="19"/>
+              </w:rPr>
+              <w:t xml:space="preserve">vantage_points</w:t>
             </w:r>
           </w:p>
         </w:tc>
@@ -8010,111 +8375,29 @@
           </w:tcPr>
           <w:p>
             <w:r>
-              <w:t xml:space="preserve">prometheus/targets/*.yml</w:t>
-            </w:r>
-          </w:p>
-        </w:tc>
-        <w:tc>
-          <w:tcPr>
-            <w:tcW w:type="dxa" w:w="5783"/>
-            <w:tcMar>
-              <w:top w:type="dxa" w:w="60"/>
-              <w:left w:type="dxa" w:w="100"/>
-              <w:bottom w:type="dxa" w:w="60"/>
-              <w:right w:type="dxa" w:w="100"/>
-            </w:tcMar>
-          </w:tcPr>
-          <w:p>
-            <w:r>
-              <w:t xml:space="preserve">Routers, sectors, links, vantage points, each with its SNMP </w:t>
-            </w:r>
-            <w:r>
               <w:rPr>
                 <w:rFonts w:ascii="Consolas" w:cs="Consolas" w:eastAsia="Consolas" w:hAnsi="Consolas"/>
                 <w:color w:val="1F3A6B"/>
                 <w:sz w:val="19"/>
                 <w:szCs w:val="19"/>
               </w:rPr>
-              <w:t xml:space="preserve">auth</w:t>
-            </w:r>
-            <w:r>
-              <w:t xml:space="preserve"> (reload within a minute).</w:t>
-            </w:r>
-          </w:p>
-        </w:tc>
-      </w:tr>
-      <w:tr>
-        <w:trPr>
-          <w:cantSplit/>
-        </w:trPr>
-        <w:tc>
-          <w:tcPr>
-            <w:tcW w:type="dxa" w:w="3855"/>
-            <w:shd w:fill="F1F5F9" w:color="auto" w:val="clear"/>
-            <w:tcMar>
-              <w:top w:type="dxa" w:w="60"/>
-              <w:left w:type="dxa" w:w="100"/>
-              <w:bottom w:type="dxa" w:w="60"/>
-              <w:right w:type="dxa" w:w="100"/>
-            </w:tcMar>
-          </w:tcPr>
-          <w:p>
-            <w:r>
-              <w:t xml:space="preserve">prometheus/rules/*.yml, rules/tests/</w:t>
+              <w:t xml:space="preserve">inventories/example/</w:t>
             </w:r>
           </w:p>
         </w:tc>
         <w:tc>
           <w:tcPr>
             <w:tcW w:type="dxa" w:w="5783"/>
-            <w:shd w:fill="F1F5F9" w:color="auto" w:val="clear"/>
-            <w:tcMar>
-              <w:top w:type="dxa" w:w="60"/>
-              <w:left w:type="dxa" w:w="100"/>
-              <w:bottom w:type="dxa" w:w="60"/>
-              <w:right w:type="dxa" w:w="100"/>
-            </w:tcMar>
-          </w:tcPr>
-          <w:p>
-            <w:r>
-              <w:t xml:space="preserve">Alert and recording rules (55 alerts, incl. Watchdog) and their tests.</w:t>
-            </w:r>
-          </w:p>
-        </w:tc>
-      </w:tr>
-      <w:tr>
-        <w:trPr>
-          <w:cantSplit/>
-        </w:trPr>
-        <w:tc>
-          <w:tcPr>
-            <w:tcW w:type="dxa" w:w="3855"/>
-            <w:tcMar>
-              <w:top w:type="dxa" w:w="60"/>
-              <w:left w:type="dxa" w:w="100"/>
-              <w:bottom w:type="dxa" w:w="60"/>
-              <w:right w:type="dxa" w:w="100"/>
-            </w:tcMar>
-          </w:tcPr>
-          <w:p>
-            <w:r>
-              <w:t xml:space="preserve">alertmanager/alertmanager.yml</w:t>
-            </w:r>
-          </w:p>
-        </w:tc>
-        <w:tc>
-          <w:tcPr>
-            <w:tcW w:type="dxa" w:w="5783"/>
-            <w:tcMar>
-              <w:top w:type="dxa" w:w="60"/>
-              <w:left w:type="dxa" w:w="100"/>
-              <w:bottom w:type="dxa" w:w="60"/>
-              <w:right w:type="dxa" w:w="100"/>
-            </w:tcMar>
-          </w:tcPr>
-          <w:p>
-            <w:r>
-              <w:t xml:space="preserve">Routing, inhibition, </w:t>
+            <w:tcMar>
+              <w:top w:type="dxa" w:w="60"/>
+              <w:left w:type="dxa" w:w="100"/>
+              <w:bottom w:type="dxa" w:w="60"/>
+              <w:right w:type="dxa" w:w="100"/>
+            </w:tcMar>
+          </w:tcPr>
+          <w:p>
+            <w:r>
+              <w:t xml:space="preserve">Template for a site folder (fictional ISP). Each real ISP's devices live in its own site folder; the deploy renders </w:t>
             </w:r>
             <w:r>
               <w:rPr>
@@ -8123,201 +8406,10 @@
                 <w:sz w:val="19"/>
                 <w:szCs w:val="19"/>
               </w:rPr>
-              <w:t xml:space="preserve">noc_chat_id</w:t>
-            </w:r>
-            <w:r>
-              <w:t xml:space="preserve">, WhatsApp and Watchdog routes.</w:t>
-            </w:r>
-          </w:p>
-        </w:tc>
-      </w:tr>
-      <w:tr>
-        <w:trPr>
-          <w:cantSplit/>
-        </w:trPr>
-        <w:tc>
-          <w:tcPr>
-            <w:tcW w:type="dxa" w:w="3855"/>
-            <w:shd w:fill="F1F5F9" w:color="auto" w:val="clear"/>
-            <w:tcMar>
-              <w:top w:type="dxa" w:w="60"/>
-              <w:left w:type="dxa" w:w="100"/>
-              <w:bottom w:type="dxa" w:w="60"/>
-              <w:right w:type="dxa" w:w="100"/>
-            </w:tcMar>
-          </w:tcPr>
-          <w:p>
-            <w:r>
-              <w:t xml:space="preserve">snmp_exporter/snmp.yml</w:t>
-            </w:r>
-          </w:p>
-        </w:tc>
-        <w:tc>
-          <w:tcPr>
-            <w:tcW w:type="dxa" w:w="5783"/>
-            <w:shd w:fill="F1F5F9" w:color="auto" w:val="clear"/>
-            <w:tcMar>
-              <w:top w:type="dxa" w:w="60"/>
-              <w:left w:type="dxa" w:w="100"/>
-              <w:bottom w:type="dxa" w:w="60"/>
-              <w:right w:type="dxa" w:w="100"/>
-            </w:tcMar>
-          </w:tcPr>
-          <w:p>
-            <w:r>
-              <w:t xml:space="preserve">SNMP modules and v1/v2c communities.</w:t>
-            </w:r>
-          </w:p>
-        </w:tc>
-      </w:tr>
-      <w:tr>
-        <w:trPr>
-          <w:cantSplit/>
-        </w:trPr>
-        <w:tc>
-          <w:tcPr>
-            <w:tcW w:type="dxa" w:w="3855"/>
-            <w:tcMar>
-              <w:top w:type="dxa" w:w="60"/>
-              <w:left w:type="dxa" w:w="100"/>
-              <w:bottom w:type="dxa" w:w="60"/>
-              <w:right w:type="dxa" w:w="100"/>
-            </w:tcMar>
-          </w:tcPr>
-          <w:p>
-            <w:r>
-              <w:t xml:space="preserve">grafana/dashboards/*.json</w:t>
-            </w:r>
-          </w:p>
-        </w:tc>
-        <w:tc>
-          <w:tcPr>
-            <w:tcW w:type="dxa" w:w="5783"/>
-            <w:tcMar>
-              <w:top w:type="dxa" w:w="60"/>
-              <w:left w:type="dxa" w:w="100"/>
-              <w:bottom w:type="dxa" w:w="60"/>
-              <w:right w:type="dxa" w:w="100"/>
-            </w:tcMar>
-          </w:tcPr>
-          <w:p>
-            <w:r>
-              <w:t xml:space="preserve">Dashboards (auto-provisioned).</w:t>
-            </w:r>
-          </w:p>
-        </w:tc>
-      </w:tr>
-      <w:tr>
-        <w:trPr>
-          <w:cantSplit/>
-        </w:trPr>
-        <w:tc>
-          <w:tcPr>
-            <w:tcW w:type="dxa" w:w="3855"/>
-            <w:shd w:fill="F1F5F9" w:color="auto" w:val="clear"/>
-            <w:tcMar>
-              <w:top w:type="dxa" w:w="60"/>
-              <w:left w:type="dxa" w:w="100"/>
-              <w:bottom w:type="dxa" w:w="60"/>
-              <w:right w:type="dxa" w:w="100"/>
-            </w:tcMar>
-          </w:tcPr>
-          <w:p>
-            <w:r>
-              <w:t xml:space="preserve">routeros_exporter/config.yml</w:t>
-            </w:r>
-          </w:p>
-        </w:tc>
-        <w:tc>
-          <w:tcPr>
-            <w:tcW w:type="dxa" w:w="5783"/>
-            <w:shd w:fill="F1F5F9" w:color="auto" w:val="clear"/>
-            <w:tcMar>
-              <w:top w:type="dxa" w:w="60"/>
-              <w:left w:type="dxa" w:w="100"/>
-              <w:bottom w:type="dxa" w:w="60"/>
-              <w:right w:type="dxa" w:w="100"/>
-            </w:tcMar>
-          </w:tcPr>
-          <w:p>
-            <w:r>
-              <w:t xml:space="preserve">Routers polled over the RouterOS API (gitignored).</w:t>
-            </w:r>
-          </w:p>
-        </w:tc>
-      </w:tr>
-      <w:tr>
-        <w:trPr>
-          <w:cantSplit/>
-        </w:trPr>
-        <w:tc>
-          <w:tcPr>
-            <w:tcW w:type="dxa" w:w="3855"/>
-            <w:tcMar>
-              <w:top w:type="dxa" w:w="60"/>
-              <w:left w:type="dxa" w:w="100"/>
-              <w:bottom w:type="dxa" w:w="60"/>
-              <w:right w:type="dxa" w:w="100"/>
-            </w:tcMar>
-          </w:tcPr>
-          <w:p>
-            <w:r>
-              <w:t xml:space="preserve">.env</w:t>
-            </w:r>
-          </w:p>
-        </w:tc>
-        <w:tc>
-          <w:tcPr>
-            <w:tcW w:type="dxa" w:w="5783"/>
-            <w:tcMar>
-              <w:top w:type="dxa" w:w="60"/>
-              <w:left w:type="dxa" w:w="100"/>
-              <w:bottom w:type="dxa" w:w="60"/>
-              <w:right w:type="dxa" w:w="100"/>
-            </w:tcMar>
-          </w:tcPr>
-          <w:p>
-            <w:r>
-              <w:t xml:space="preserve">WhatsApp settings (gitignored).</w:t>
-            </w:r>
-          </w:p>
-        </w:tc>
-      </w:tr>
-      <w:tr>
-        <w:trPr>
-          <w:cantSplit/>
-        </w:trPr>
-        <w:tc>
-          <w:tcPr>
-            <w:tcW w:type="dxa" w:w="3855"/>
-            <w:shd w:fill="F1F5F9" w:color="auto" w:val="clear"/>
-            <w:tcMar>
-              <w:top w:type="dxa" w:w="60"/>
-              <w:left w:type="dxa" w:w="100"/>
-              <w:bottom w:type="dxa" w:w="60"/>
-              <w:right w:type="dxa" w:w="100"/>
-            </w:tcMar>
-          </w:tcPr>
-          <w:p>
-            <w:r>
-              <w:t xml:space="preserve">.claude/docs-builder/build-docx.js</w:t>
-            </w:r>
-          </w:p>
-        </w:tc>
-        <w:tc>
-          <w:tcPr>
-            <w:tcW w:type="dxa" w:w="5783"/>
-            <w:shd w:fill="F1F5F9" w:color="auto" w:val="clear"/>
-            <w:tcMar>
-              <w:top w:type="dxa" w:w="60"/>
-              <w:left w:type="dxa" w:w="100"/>
-              <w:bottom w:type="dxa" w:w="60"/>
-              <w:right w:type="dxa" w:w="100"/>
-            </w:tcMar>
-          </w:tcPr>
-          <w:p>
-            <w:r>
-              <w:t xml:space="preserve">Source of this manual and the Management Overview (untracked, kept outside the repository): </w:t>
+              <w:t xml:space="preserve">prometheus/targets/*.yml</w:t>
+            </w:r>
+            <w:r>
+              <w:t xml:space="preserve"> and </w:t>
             </w:r>
             <w:r>
               <w:rPr>
@@ -8326,10 +8418,283 @@
                 <w:sz w:val="19"/>
                 <w:szCs w:val="19"/>
               </w:rPr>
-              <w:t xml:space="preserve">npm run build</w:t>
-            </w:r>
-            <w:r>
-              <w:t xml:space="preserve"> in that folder.</w:t>
+              <w:t xml:space="preserve">topology.yml</w:t>
+            </w:r>
+            <w:r>
+              <w:t xml:space="preserve"> from it.</w:t>
+            </w:r>
+          </w:p>
+        </w:tc>
+      </w:tr>
+      <w:tr>
+        <w:trPr>
+          <w:cantSplit/>
+        </w:trPr>
+        <w:tc>
+          <w:tcPr>
+            <w:tcW w:type="dxa" w:w="3855"/>
+            <w:shd w:fill="F1F5F9" w:color="auto" w:val="clear"/>
+            <w:tcMar>
+              <w:top w:type="dxa" w:w="60"/>
+              <w:left w:type="dxa" w:w="100"/>
+              <w:bottom w:type="dxa" w:w="60"/>
+              <w:right w:type="dxa" w:w="100"/>
+            </w:tcMar>
+          </w:tcPr>
+          <w:p>
+            <w:r>
+              <w:t xml:space="preserve">prometheus/rules/*.yml, rules/tests/</w:t>
+            </w:r>
+          </w:p>
+        </w:tc>
+        <w:tc>
+          <w:tcPr>
+            <w:tcW w:type="dxa" w:w="5783"/>
+            <w:shd w:fill="F1F5F9" w:color="auto" w:val="clear"/>
+            <w:tcMar>
+              <w:top w:type="dxa" w:w="60"/>
+              <w:left w:type="dxa" w:w="100"/>
+              <w:bottom w:type="dxa" w:w="60"/>
+              <w:right w:type="dxa" w:w="100"/>
+            </w:tcMar>
+          </w:tcPr>
+          <w:p>
+            <w:r>
+              <w:t xml:space="preserve">Alert and recording rules (55 alerts, incl. Watchdog) and their tests.</w:t>
+            </w:r>
+          </w:p>
+        </w:tc>
+      </w:tr>
+      <w:tr>
+        <w:trPr>
+          <w:cantSplit/>
+        </w:trPr>
+        <w:tc>
+          <w:tcPr>
+            <w:tcW w:type="dxa" w:w="3855"/>
+            <w:tcMar>
+              <w:top w:type="dxa" w:w="60"/>
+              <w:left w:type="dxa" w:w="100"/>
+              <w:bottom w:type="dxa" w:w="60"/>
+              <w:right w:type="dxa" w:w="100"/>
+            </w:tcMar>
+          </w:tcPr>
+          <w:p>
+            <w:r>
+              <w:t xml:space="preserve">alertmanager/alertmanager.yml</w:t>
+            </w:r>
+          </w:p>
+        </w:tc>
+        <w:tc>
+          <w:tcPr>
+            <w:tcW w:type="dxa" w:w="5783"/>
+            <w:tcMar>
+              <w:top w:type="dxa" w:w="60"/>
+              <w:left w:type="dxa" w:w="100"/>
+              <w:bottom w:type="dxa" w:w="60"/>
+              <w:right w:type="dxa" w:w="100"/>
+            </w:tcMar>
+          </w:tcPr>
+          <w:p>
+            <w:r>
+              <w:t xml:space="preserve">Routing, inhibition, WhatsApp and Watchdog routes. The Telegram group id and timezone are filled in from the site at deploy.</w:t>
+            </w:r>
+          </w:p>
+        </w:tc>
+      </w:tr>
+      <w:tr>
+        <w:trPr>
+          <w:cantSplit/>
+        </w:trPr>
+        <w:tc>
+          <w:tcPr>
+            <w:tcW w:type="dxa" w:w="3855"/>
+            <w:shd w:fill="F1F5F9" w:color="auto" w:val="clear"/>
+            <w:tcMar>
+              <w:top w:type="dxa" w:w="60"/>
+              <w:left w:type="dxa" w:w="100"/>
+              <w:bottom w:type="dxa" w:w="60"/>
+              <w:right w:type="dxa" w:w="100"/>
+            </w:tcMar>
+          </w:tcPr>
+          <w:p>
+            <w:r>
+              <w:t xml:space="preserve">snmp_exporter/snmp.yml</w:t>
+            </w:r>
+          </w:p>
+        </w:tc>
+        <w:tc>
+          <w:tcPr>
+            <w:tcW w:type="dxa" w:w="5783"/>
+            <w:shd w:fill="F1F5F9" w:color="auto" w:val="clear"/>
+            <w:tcMar>
+              <w:top w:type="dxa" w:w="60"/>
+              <w:left w:type="dxa" w:w="100"/>
+              <w:bottom w:type="dxa" w:w="60"/>
+              <w:right w:type="dxa" w:w="100"/>
+            </w:tcMar>
+          </w:tcPr>
+          <w:p>
+            <w:r>
+              <w:t xml:space="preserve">SNMP modules. Communities and SNMPv3 users come from the site vault.</w:t>
+            </w:r>
+          </w:p>
+        </w:tc>
+      </w:tr>
+      <w:tr>
+        <w:trPr>
+          <w:cantSplit/>
+        </w:trPr>
+        <w:tc>
+          <w:tcPr>
+            <w:tcW w:type="dxa" w:w="3855"/>
+            <w:tcMar>
+              <w:top w:type="dxa" w:w="60"/>
+              <w:left w:type="dxa" w:w="100"/>
+              <w:bottom w:type="dxa" w:w="60"/>
+              <w:right w:type="dxa" w:w="100"/>
+            </w:tcMar>
+          </w:tcPr>
+          <w:p>
+            <w:r>
+              <w:t xml:space="preserve">grafana/dashboards/*.json</w:t>
+            </w:r>
+          </w:p>
+        </w:tc>
+        <w:tc>
+          <w:tcPr>
+            <w:tcW w:type="dxa" w:w="5783"/>
+            <w:tcMar>
+              <w:top w:type="dxa" w:w="60"/>
+              <w:left w:type="dxa" w:w="100"/>
+              <w:bottom w:type="dxa" w:w="60"/>
+              <w:right w:type="dxa" w:w="100"/>
+            </w:tcMar>
+          </w:tcPr>
+          <w:p>
+            <w:r>
+              <w:t xml:space="preserve">Dashboards (auto-provisioned).</w:t>
+            </w:r>
+          </w:p>
+        </w:tc>
+      </w:tr>
+      <w:tr>
+        <w:trPr>
+          <w:cantSplit/>
+        </w:trPr>
+        <w:tc>
+          <w:tcPr>
+            <w:tcW w:type="dxa" w:w="3855"/>
+            <w:shd w:fill="F1F5F9" w:color="auto" w:val="clear"/>
+            <w:tcMar>
+              <w:top w:type="dxa" w:w="60"/>
+              <w:left w:type="dxa" w:w="100"/>
+              <w:bottom w:type="dxa" w:w="60"/>
+              <w:right w:type="dxa" w:w="100"/>
+            </w:tcMar>
+          </w:tcPr>
+          <w:p>
+            <w:r>
+              <w:rPr>
+                <w:rFonts w:ascii="Consolas" w:cs="Consolas" w:eastAsia="Consolas" w:hAnsi="Consolas"/>
+                <w:color w:val="1F3A6B"/>
+                <w:sz w:val="19"/>
+                <w:szCs w:val="19"/>
+              </w:rPr>
+              <w:t xml:space="preserve">ansible/templates/site/</w:t>
+            </w:r>
+          </w:p>
+        </w:tc>
+        <w:tc>
+          <w:tcPr>
+            <w:tcW w:type="dxa" w:w="5783"/>
+            <w:shd w:fill="F1F5F9" w:color="auto" w:val="clear"/>
+            <w:tcMar>
+              <w:top w:type="dxa" w:w="60"/>
+              <w:left w:type="dxa" w:w="100"/>
+              <w:bottom w:type="dxa" w:w="60"/>
+              <w:right w:type="dxa" w:w="100"/>
+            </w:tcMar>
+          </w:tcPr>
+          <w:p>
+            <w:r>
+              <w:t xml:space="preserve">Templates the deploy fills from the site folder: targets, topology, RouterOS exporter config, SNMP auths.</w:t>
+            </w:r>
+          </w:p>
+        </w:tc>
+      </w:tr>
+      <w:tr>
+        <w:trPr>
+          <w:cantSplit/>
+        </w:trPr>
+        <w:tc>
+          <w:tcPr>
+            <w:tcW w:type="dxa" w:w="3855"/>
+            <w:tcMar>
+              <w:top w:type="dxa" w:w="60"/>
+              <w:left w:type="dxa" w:w="100"/>
+              <w:bottom w:type="dxa" w:w="60"/>
+              <w:right w:type="dxa" w:w="100"/>
+            </w:tcMar>
+          </w:tcPr>
+          <w:p>
+            <w:r>
+              <w:t xml:space="preserve">.env</w:t>
+            </w:r>
+          </w:p>
+        </w:tc>
+        <w:tc>
+          <w:tcPr>
+            <w:tcW w:type="dxa" w:w="5783"/>
+            <w:tcMar>
+              <w:top w:type="dxa" w:w="60"/>
+              <w:left w:type="dxa" w:w="100"/>
+              <w:bottom w:type="dxa" w:w="60"/>
+              <w:right w:type="dxa" w:w="100"/>
+            </w:tcMar>
+          </w:tcPr>
+          <w:p>
+            <w:r>
+              <w:t xml:space="preserve">WhatsApp settings (gitignored).</w:t>
+            </w:r>
+          </w:p>
+        </w:tc>
+      </w:tr>
+      <w:tr>
+        <w:trPr>
+          <w:cantSplit/>
+        </w:trPr>
+        <w:tc>
+          <w:tcPr>
+            <w:tcW w:type="dxa" w:w="3855"/>
+            <w:shd w:fill="F1F5F9" w:color="auto" w:val="clear"/>
+            <w:tcMar>
+              <w:top w:type="dxa" w:w="60"/>
+              <w:left w:type="dxa" w:w="100"/>
+              <w:bottom w:type="dxa" w:w="60"/>
+              <w:right w:type="dxa" w:w="100"/>
+            </w:tcMar>
+          </w:tcPr>
+          <w:p>
+            <w:r>
+              <w:t xml:space="preserve">.claude/docs-builder/build-docx.js</w:t>
+            </w:r>
+          </w:p>
+        </w:tc>
+        <w:tc>
+          <w:tcPr>
+            <w:tcW w:type="dxa" w:w="5783"/>
+            <w:shd w:fill="F1F5F9" w:color="auto" w:val="clear"/>
+            <w:tcMar>
+              <w:top w:type="dxa" w:w="60"/>
+              <w:left w:type="dxa" w:w="100"/>
+              <w:bottom w:type="dxa" w:w="60"/>
+              <w:right w:type="dxa" w:w="100"/>
+            </w:tcMar>
+          </w:tcPr>
+          <w:p>
+            <w:r>
+              <w:t xml:space="preserve">Generator of the first versions of this manual and the Management Overview (untracked). This manual has been edited directly since 28 October 2026: do not regenerate it from that script.</w:t>
             </w:r>
           </w:p>
         </w:tc>
@@ -8373,12 +8738,7 @@
           </w:tcPr>
           <w:p>
             <w:r>
-              <w:rPr>
-                <w:b/>
-                <w:bCs/>
-                <w:color w:val="FFFFFF"/>
-              </w:rPr>
-              <w:t xml:space="preserve">Secret (secrets/, gitignored)</w:t>
+              <w:t xml:space="preserve">Secret file on the server (written from the site vault)</w:t>
             </w:r>
           </w:p>
         </w:tc>
